--- a/reports/peinado_1012953314_assignment1.docx
+++ b/reports/peinado_1012953314_assignment1.docx
@@ -61,7 +61,7 @@
         <w:spacing w:after="100"/>
       </w:pPr>
       <w:r>
-        <w:t>MIE1624 · Assignment 1 | Julian Peinado · 1012953314 | October 12, 2026</w:t>
+        <w:t xml:space="preserve">MIE1624 · Assignment 1 | Julian Peinado · 1012953314 </w:t>
       </w:r>
       <w:r>
         <w:br/>
@@ -80,12 +80,36 @@
     </w:p>
     <w:p>
       <w:r>
-        <w:t>The analysis compares salary by work arrangement and education. The CSV has 20,407 respondents and 168 variables; all salaries are positive, finite annual USD. Higher remote mean and median salaries are associations, not causal effects.</w:t>
+        <w:t xml:space="preserve">The analysis compares salary by work arrangement and education. The CSV has 20,407 respondents and 168 variables; all salaries are positive, finite annual USD. Higher remote </w:t>
+      </w:r>
+      <w:proofErr w:type="gramStart"/>
+      <w:r>
+        <w:t>mean</w:t>
+      </w:r>
+      <w:proofErr w:type="gramEnd"/>
+      <w:r>
+        <w:t xml:space="preserve"> and median salaries are associations, not causal effects.</w:t>
       </w:r>
     </w:p>
     <w:p>
       <w:r>
-        <w:t>Figure 1 excludes 3,449 missing JobSat ratings and one rating of 60 (working valid scale 0–10). Figure 3 omits 10 missing ages. DevType has one supplied category per row; no multiple-response expansion is imposed. Age is numeric with unknown cleaning history; no age-range midpoints are invented.</w:t>
+        <w:t xml:space="preserve">Figure 1 excludes 3,449 missing </w:t>
+      </w:r>
+      <w:proofErr w:type="spellStart"/>
+      <w:r>
+        <w:t>JobSat</w:t>
+      </w:r>
+      <w:proofErr w:type="spellEnd"/>
+      <w:r>
+        <w:t xml:space="preserve"> ratings and one rating of 60 (working valid scale 0–10). Figure 3 omits 10 missing ages. </w:t>
+      </w:r>
+      <w:proofErr w:type="spellStart"/>
+      <w:r>
+        <w:t>DevType</w:t>
+      </w:r>
+      <w:proofErr w:type="spellEnd"/>
+      <w:r>
+        <w:t xml:space="preserve"> has one supplied category per row; no multiple-response expansion is imposed. Age is numeric with unknown cleaning history; no age-range midpoints are invented.</w:t>
       </w:r>
     </w:p>
     <w:p>
@@ -193,7 +217,15 @@
         <w:pStyle w:val="Caption"/>
       </w:pPr>
       <w:r>
-        <w:t>Figure 3 retains all nonmissing ages and salaries, including five ages outside 15–100. The log salary axis displays the full $102–$33.55 million range; anomalous ages limit interpretation. Plot selection and scaling do not remove salaries from inference.</w:t>
+        <w:t xml:space="preserve">Figure 3 retains all </w:t>
+      </w:r>
+      <w:proofErr w:type="spellStart"/>
+      <w:r>
+        <w:t>nonmissing</w:t>
+      </w:r>
+      <w:proofErr w:type="spellEnd"/>
+      <w:r>
+        <w:t xml:space="preserve"> ages and salaries, including five ages outside 15–100. The log salary axis displays the full $102–$33.55 million range; anomalous ages limit interpretation. Plot selection and scaling do not remove salaries from inference.</w:t>
       </w:r>
     </w:p>
     <w:p>
@@ -220,7 +252,15 @@
     </w:p>
     <w:p>
       <w:r>
-        <w:t>Select exact RemoteWork labels “Remote” and “Hybrid”; no categories are consolidated. Exclude the other 5,670 respondents from this comparison. Retain every salary in these two groups in the primary analysis: zero outlier exclusions. All Q2 differences are Remote − Hybrid.</w:t>
+        <w:t xml:space="preserve">Select exact </w:t>
+      </w:r>
+      <w:proofErr w:type="spellStart"/>
+      <w:r>
+        <w:t>RemoteWork</w:t>
+      </w:r>
+      <w:proofErr w:type="spellEnd"/>
+      <w:r>
+        <w:t xml:space="preserve"> labels “Remote” and “Hybrid”; no categories are consolidated. Exclude the other 5,670 respondents from this comparison. Retain every salary in these two groups in the primary analysis: zero outlier exclusions. All Q2 differences are Remote − Hybrid.</w:t>
       </w:r>
     </w:p>
     <w:p>
@@ -663,12 +703,36 @@
     </w:p>
     <w:p>
       <w:r>
-        <w:t>The $18,387,548 hybrid entry is a financial analyst/engineer in Poland; the $33,552,715 remote entry is a full-stack developer in Ukraine. Each accounts for 2.32% and 4.08% of its group’s total salary, respectively. No source record verifies an error: size alone cannot justify deletion. Retention preserves the full-salary mean, while the large SDs disclose its instability.</w:t>
+        <w:t xml:space="preserve">The $18,387,548 hybrid entry is a financial analyst/engineer in Poland; the $33,552,715 remote entry is a full-stack developer in Ukraine. Each </w:t>
+      </w:r>
+      <w:proofErr w:type="gramStart"/>
+      <w:r>
+        <w:t>accounts</w:t>
+      </w:r>
+      <w:proofErr w:type="gramEnd"/>
+      <w:r>
+        <w:t xml:space="preserve"> for 2.32% and 4.08% of its group’s total salary, respectively. No source record verifies an error: size alone cannot justify deletion. Retention preserves the </w:t>
+      </w:r>
+      <w:proofErr w:type="gramStart"/>
+      <w:r>
+        <w:t>full-salary</w:t>
+      </w:r>
+      <w:proofErr w:type="gramEnd"/>
+      <w:r>
+        <w:t xml:space="preserve"> mean, while the large SDs disclose its instability.</w:t>
       </w:r>
     </w:p>
     <w:p>
       <w:r>
-        <w:t>For sensitivity only, remove salaries outside each group’s Q1 − 1.5×IQR to Q3 + 1.5×IQR fences. Upper fences are $303,525 (Remote) and $218,688.50 (Hybrid); lower fences are negative. This excludes 204 (2.94%) and 403 (5.16%), leaving 6,730 and 7,400. Means become $98,709 and $79,921; the gap is $18,787.84 (pooled p = 2.487×10⁻⁸⁰). The positive association persists, but this comparison targets different, group-truncated distributions; it does not validate the exclusions.</w:t>
+        <w:t xml:space="preserve">For sensitivity only, remove salaries outside each group’s Q1 − 1.5×IQR to Q3 + 1.5×IQR fences. Upper fences are $303,525 (Remote) and $218,688.50 (Hybrid); lower fences are negative. This excludes 204 (2.94%) and 403 (5.16%), leaving 6,730 and 7,400. Means become $98,709 and $79,921; the gap is $18,787.84 (pooled p = 2.487×10⁻⁸⁰). The positive association persists, but this comparison targets </w:t>
+      </w:r>
+      <w:proofErr w:type="gramStart"/>
+      <w:r>
+        <w:t>different,</w:t>
+      </w:r>
+      <w:proofErr w:type="gramEnd"/>
+      <w:r>
+        <w:t xml:space="preserve"> group-truncated distributions; it does not validate the exclusions.</w:t>
       </w:r>
     </w:p>
     <w:p>
@@ -683,7 +747,39 @@
     </w:p>
     <w:p>
       <w:r>
-        <w:t>H₀: μR − μH = 0; H₁: μR − μH ≠ 0; α = 0.05. With sample variances calculated using n − 1, sR² = 196,080,623,864.35 and sH² = 120,592,867,982.18 USD². The manual calculation is:</w:t>
+        <w:t xml:space="preserve">H₀: </w:t>
+      </w:r>
+      <w:proofErr w:type="spellStart"/>
+      <w:r>
+        <w:t>μR</w:t>
+      </w:r>
+      <w:proofErr w:type="spellEnd"/>
+      <w:r>
+        <w:t xml:space="preserve"> − </w:t>
+      </w:r>
+      <w:proofErr w:type="spellStart"/>
+      <w:r>
+        <w:t>μH</w:t>
+      </w:r>
+      <w:proofErr w:type="spellEnd"/>
+      <w:r>
+        <w:t xml:space="preserve"> = 0; H₁: </w:t>
+      </w:r>
+      <w:proofErr w:type="spellStart"/>
+      <w:r>
+        <w:t>μR</w:t>
+      </w:r>
+      <w:proofErr w:type="spellEnd"/>
+      <w:r>
+        <w:t xml:space="preserve"> − </w:t>
+      </w:r>
+      <w:proofErr w:type="spellStart"/>
+      <w:r>
+        <w:t>μH</w:t>
+      </w:r>
+      <w:proofErr w:type="spellEnd"/>
+      <w:r>
+        <w:t xml:space="preserve"> ≠ 0; α = 0.05. With sample variances calculated using n − 1, sR² = 196,080,623,864.35 and sH² = 120,592,867,982.18 USD². The manual calculation is:</w:t>
       </w:r>
     </w:p>
     <w:p>
@@ -819,12 +915,14 @@
             <w:pPr>
               <w:spacing w:after="0"/>
             </w:pPr>
+            <w:proofErr w:type="spellStart"/>
             <w:r>
               <w:rPr>
                 <w:b/>
               </w:rPr>
               <w:t>df</w:t>
             </w:r>
+            <w:proofErr w:type="spellEnd"/>
           </w:p>
         </w:tc>
         <w:tc>
@@ -1175,7 +1273,15 @@
     </w:tbl>
     <w:p>
       <w:r>
-        <w:t>The manual and matching built-in results agree to numerical precision. Reject H₀ at 0.05. The $16,893.50 gap is 16.6% of the hybrid mean; practical importance depends on context and uncertainty.</w:t>
+        <w:t xml:space="preserve">The manual and matching built-in results agree to numerical precision. Reject H₀ at 0.05. The $16,893.50 gap is 16.6% of the hybrid </w:t>
+      </w:r>
+      <w:proofErr w:type="gramStart"/>
+      <w:r>
+        <w:t>mean</w:t>
+      </w:r>
+      <w:proofErr w:type="gramEnd"/>
+      <w:r>
+        <w:t>; practical importance depends on context and uncertainty.</w:t>
       </w:r>
     </w:p>
     <w:p>
@@ -1197,7 +1303,23 @@
     </w:p>
     <w:p>
       <w:r>
-        <w:t>Resample independently with replacement within each observed group, retaining nR = 6,934 and nH = 7,803 draws per replication. Use B = 10,000 and seed 16242026 with separate named NumPy random streams. These distributions describe uncertainty in estimated means, not dispersion of individual salaries. Bootstrap standard errors (SDs of simulated means) are $5,339.19 (Remote) and $3,919.82 (Hybrid); the difference SD is $6,608.75.</w:t>
+        <w:t xml:space="preserve">Resample independently with replacement within each observed group, retaining </w:t>
+      </w:r>
+      <w:proofErr w:type="spellStart"/>
+      <w:r>
+        <w:t>nR</w:t>
+      </w:r>
+      <w:proofErr w:type="spellEnd"/>
+      <w:r>
+        <w:t xml:space="preserve"> = 6,934 and </w:t>
+      </w:r>
+      <w:proofErr w:type="spellStart"/>
+      <w:r>
+        <w:t>nH</w:t>
+      </w:r>
+      <w:proofErr w:type="spellEnd"/>
+      <w:r>
+        <w:t xml:space="preserve"> = 7,803 draws per replication. Use B = 10,000 and seed 16242026 with separate named NumPy random streams. These distributions describe uncertainty in estimated means, not dispersion of individual salaries. Bootstrap standard errors (SDs of simulated means) are $5,339.19 (Remote) and $3,919.82 (Hybrid); the difference SD is $6,608.75.</w:t>
       </w:r>
     </w:p>
     <w:p>
@@ -1479,12 +1601,36 @@
     </w:p>
     <w:p>
       <w:r>
-        <w:t>The required pooled t-test receives the two arrays of 10,000 unshifted bootstrap means: t = 255.542, df = 19,998, p &lt; 10⁻³⁰⁰ (numerical underflow). It rejects at 0.05, as in Q2(b). However, these are simulations from the same respondents. Its nominal SE decreases as 1/√B, so increasing replications can make p misleadingly small without adding data. This is not independent population-level confirmation.</w:t>
+        <w:t xml:space="preserve">The required pooled t-test receives the two arrays of 10,000 unshifted bootstrap means: t = 255.542, </w:t>
+      </w:r>
+      <w:proofErr w:type="spellStart"/>
+      <w:r>
+        <w:t>df</w:t>
+      </w:r>
+      <w:proofErr w:type="spellEnd"/>
+      <w:r>
+        <w:t xml:space="preserve"> = 19,998, p &lt; 10⁻³⁰⁰ (numerical underflow). It rejects at 0.05, as in Q2(b). However, these are simulations from the same respondents. Its nominal SE decreases as 1/√B, so increasing replications can make p misleadingly small without adding data. This is not independent population-level confirmation.</w:t>
       </w:r>
     </w:p>
     <w:p>
       <w:r>
-        <w:t>A separate null-centered bootstrap shifts each group to the combined mean while retaining its empirical shape and variance. Recalculate the pooled SE in each replication and compare |T₀*| = |(Δ* − Δ̂)/SE*| with |2.59073|. With 69 extreme draws, p = (69 + 1)/(10,000 + 1) = 0.006999. Reject H₀. This is approximate empirical calibration at the original sample sizes, not the t-test on simulated means; tail shape and Monte Carlo error explain differing p-values.</w:t>
+        <w:t xml:space="preserve">A separate null-centered bootstrap shifts each group to the combined mean while retaining its empirical shape and variance. Recalculate the pooled SE in each replication and compare |T₀*| = </w:t>
+      </w:r>
+      <w:proofErr w:type="gramStart"/>
+      <w:r>
+        <w:t>|(</w:t>
+      </w:r>
+      <w:proofErr w:type="gramEnd"/>
+      <w:r>
+        <w:t>Δ* − Δ̂)/SE*| with |2.59073|. With 69 extreme draws, p = (69 + 1)</w:t>
+      </w:r>
+      <w:proofErr w:type="gramStart"/>
+      <w:r>
+        <w:t>/(</w:t>
+      </w:r>
+      <w:proofErr w:type="gramEnd"/>
+      <w:r>
+        <w:t>10,000 + 1) = 0.006999. Reject H₀. This is approximate empirical calibration at the original sample sizes, not the t-test on simulated means; tail shape and Monte Carlo error explain differing p-values.</w:t>
       </w:r>
     </w:p>
     <w:p>
@@ -1852,7 +1998,23 @@
     </w:tbl>
     <w:p>
       <w:r>
-        <w:t>The analytical interval is Δ̂ ± t₀.₉₇₅,₁₄₇₃₅SE = $16,893.50 ± $12,781.51. The percentile interval uses the 2.5th and 97.5th percentiles of unshifted Δ*. Both exclude zero; the bootstrap interval is $438.96 wider and asymmetric about the observed gap. Skewness and empirical versus pooled variance estimates explain differences. Under repeated sampling and the respective assumptions, these procedures aim for 95% coverage of the fixed population gap; this is not a 95% probability assigned to that fixed parameter. Percentile intervals and t-tests need not always agree.</w:t>
+        <w:t>The analytical interval is Δ̂ ± t</w:t>
+      </w:r>
+      <w:proofErr w:type="gramStart"/>
+      <w:r>
+        <w:t>₀.₉</w:t>
+      </w:r>
+      <w:proofErr w:type="gramEnd"/>
+      <w:r>
+        <w:t>₇</w:t>
+      </w:r>
+      <w:proofErr w:type="gramStart"/>
+      <w:r>
+        <w:t>₅,₁</w:t>
+      </w:r>
+      <w:proofErr w:type="gramEnd"/>
+      <w:r>
+        <w:t>₄₇₃₅SE = $16,893.50 ± $12,781.51. The percentile interval uses the 2.5th and 97.5th percentiles of unshifted Δ*. Both exclude zero; the bootstrap interval is $438.96 wider and asymmetric about the observed gap. Skewness and empirical versus pooled variance estimates explain differences. Under repeated sampling and the respective assumptions, these procedures aim for 95% coverage of the fixed population gap; this is not a 95% probability assigned to that fixed parameter. Percentile intervals and t-tests need not always agree.</w:t>
       </w:r>
     </w:p>
     <w:p>
@@ -1869,7 +2031,15 @@
     </w:p>
     <w:p>
       <w:r>
-        <w:t>Remote median = $90,527.50; Hybrid = $77,730.00; difference = $12,797.50. Mood’s test classifies observations above versus at/below the pooled median of $81,912. The one Remote tie and zero Hybrid ties are assigned below; Yates correction is enabled. χ²(1) = 109.2991, p = 1.396×10⁻²⁵: reject equal medians at 0.05 under the test assumptions.</w:t>
+        <w:t>Remote median = $90,527.50; Hybrid = $77,730.00; difference = $12,797.50. Mood’s test classifies observations above versus at/below the pooled median of $81,912. The one Remote tie and zero Hybrid ties are assigned below; Yates correction is enabled. χ</w:t>
+      </w:r>
+      <w:proofErr w:type="gramStart"/>
+      <w:r>
+        <w:t>²(</w:t>
+      </w:r>
+      <w:proofErr w:type="gramEnd"/>
+      <w:r>
+        <w:t>1) = 109.2991, p = 1.396×10⁻²⁵: reject equal medians at 0.05 under the test assumptions.</w:t>
       </w:r>
     </w:p>
     <w:p>
@@ -1879,7 +2049,23 @@
     </w:p>
     <w:p>
       <w:r>
-        <w:t>Mood uses threshold counts and a chi-square approximation; the bootstrap uses dollar-valued median gaps and empirical distributions. Their p-values need not agree. Both find a higher remote median here. Medians downweight salary extremes, so median and mean conclusions can differ in heavy-tailed data.</w:t>
+        <w:t xml:space="preserve">Mood uses threshold counts and a chi-square approximation; the bootstrap uses dollar-valued median gaps and empirical distributions. Their p-values need not </w:t>
+      </w:r>
+      <w:proofErr w:type="gramStart"/>
+      <w:r>
+        <w:t>agree</w:t>
+      </w:r>
+      <w:proofErr w:type="gramEnd"/>
+      <w:r>
+        <w:t xml:space="preserve">. Both find a higher remote median here. Medians </w:t>
+      </w:r>
+      <w:proofErr w:type="spellStart"/>
+      <w:r>
+        <w:t>downweight</w:t>
+      </w:r>
+      <w:proofErr w:type="spellEnd"/>
+      <w:r>
+        <w:t xml:space="preserve"> salary extremes, so median and mean conclusions can differ in heavy-tailed data.</w:t>
       </w:r>
     </w:p>
     <w:p>
@@ -1904,7 +2090,31 @@
     </w:p>
     <w:p>
       <w:r>
-        <w:t>First restrict Country to “United States of America” or “Canada” (5,468 rows); then select exact EdLevel labels “Bachelor’s degree”, “Master’s degree”, and “Professional degree” (4,363 rows). B, M and P below abbreviate those supplied categories; no unprovided composition is inferred for Professional. Other countries and degrees are outside scope. No salaries are removed from the primary Q3 analysis.</w:t>
+        <w:t xml:space="preserve">First restrict Country to “United States of America” or “Canada” (5,468 rows); then select exact </w:t>
+      </w:r>
+      <w:proofErr w:type="spellStart"/>
+      <w:r>
+        <w:t>EdLevel</w:t>
+      </w:r>
+      <w:proofErr w:type="spellEnd"/>
+      <w:r>
+        <w:t xml:space="preserve"> labels “</w:t>
+      </w:r>
+      <w:proofErr w:type="gramStart"/>
+      <w:r>
+        <w:t>Bachelor’s</w:t>
+      </w:r>
+      <w:proofErr w:type="gramEnd"/>
+      <w:r>
+        <w:t xml:space="preserve"> degree”, “</w:t>
+      </w:r>
+      <w:proofErr w:type="gramStart"/>
+      <w:r>
+        <w:t>Master’s</w:t>
+      </w:r>
+      <w:proofErr w:type="gramEnd"/>
+      <w:r>
+        <w:t xml:space="preserve"> degree”, and “Professional degree” (4,363 rows). B, M and P below abbreviate those supplied categories; no unprovided composition is inferred for Professional. Other countries and degrees are outside scope. No salaries are removed from the primary Q3 analysis.</w:t>
       </w:r>
     </w:p>
     <w:p>
@@ -2487,7 +2697,47 @@
     </w:p>
     <w:p>
       <w:r>
-        <w:t>H₀: μB = μM = μP; H₁: at least one mean differs. Ordinary ANOVA gives F(2, 4,360) = 17.4966, p = 2.702×10⁻⁸: reject H₀ at 0.05. This does not establish that every pair differs. Independence, equal variances and normal errors support the exact F reference. Here skew, unequal sizes and variance ratio 2.94 (Levene p = 1.987×10⁻⁵) warrant caution. Supplementary Welch ANOVA gives F(2, 696.68) = 12.2065, p = 6.160×10⁻⁶, also rejecting H₀.</w:t>
+        <w:t xml:space="preserve">H₀: </w:t>
+      </w:r>
+      <w:proofErr w:type="spellStart"/>
+      <w:r>
+        <w:t>μB</w:t>
+      </w:r>
+      <w:proofErr w:type="spellEnd"/>
+      <w:r>
+        <w:t xml:space="preserve"> = </w:t>
+      </w:r>
+      <w:proofErr w:type="spellStart"/>
+      <w:r>
+        <w:t>μM</w:t>
+      </w:r>
+      <w:proofErr w:type="spellEnd"/>
+      <w:r>
+        <w:t xml:space="preserve"> = </w:t>
+      </w:r>
+      <w:proofErr w:type="spellStart"/>
+      <w:r>
+        <w:t>μP</w:t>
+      </w:r>
+      <w:proofErr w:type="spellEnd"/>
+      <w:r>
+        <w:t xml:space="preserve">; H₁: at least one mean differs. Ordinary ANOVA gives </w:t>
+      </w:r>
+      <w:proofErr w:type="gramStart"/>
+      <w:r>
+        <w:t>F(</w:t>
+      </w:r>
+      <w:proofErr w:type="gramEnd"/>
+      <w:r>
+        <w:t xml:space="preserve">2, 4,360) = 17.4966, p = 2.702×10⁻⁸: reject H₀ at 0.05. This does not establish that every pair differs. Independence, equal variances and normal errors support the exact F reference. Here skew, unequal sizes and variance ratio 2.94 (Levene p = 1.987×10⁻⁵) warrant caution. Supplementary Welch ANOVA gives </w:t>
+      </w:r>
+      <w:proofErr w:type="gramStart"/>
+      <w:r>
+        <w:t>F(</w:t>
+      </w:r>
+      <w:proofErr w:type="gramEnd"/>
+      <w:r>
+        <w:t>2, 696.68) = 12.2065, p = 6.160×10⁻⁶, also rejecting H₀.</w:t>
       </w:r>
     </w:p>
     <w:p>
@@ -2558,7 +2808,15 @@
         <w:pStyle w:val="Caption"/>
       </w:pPr>
       <w:r>
-        <w:t>Figures 7–9. Degree means, directed pairwise gaps, and standardized gaps; all vertical axes show probability density. Each contrast uses its own bootstrap mean and SD, as in Q2(c). Centered distributions are not null distributions or post-hoc tests.</w:t>
+        <w:t xml:space="preserve">Figures 7–9. Degree </w:t>
+      </w:r>
+      <w:proofErr w:type="gramStart"/>
+      <w:r>
+        <w:t>means,</w:t>
+      </w:r>
+      <w:proofErr w:type="gramEnd"/>
+      <w:r>
+        <w:t xml:space="preserve"> directed pairwise gaps, and standardized gaps; all vertical axes show probability density. Each contrast uses its own bootstrap mean and SD, as in Q2(c). Centered distributions are not null distributions or post-hoc tests.</w:t>
       </w:r>
     </w:p>
     <w:p>
@@ -2573,7 +2831,15 @@
     </w:p>
     <w:p>
       <w:r>
-        <w:t>The required ANOVA on three arrays of 10,000 unshifted bootstrap means gives F(2, 29,997) = 67,054.3828, p &lt; 10⁻³⁰⁰ (numerical underflow). It rejects at 0.05, like Q3(b), but its magnitude depends on B: simulated means are not additional respondents. It provides no independent confirmation and identifies no significant pair.</w:t>
+        <w:t xml:space="preserve">The required ANOVA on three arrays of 10,000 unshifted bootstrap means gives </w:t>
+      </w:r>
+      <w:proofErr w:type="gramStart"/>
+      <w:r>
+        <w:t>F(</w:t>
+      </w:r>
+      <w:proofErr w:type="gramEnd"/>
+      <w:r>
+        <w:t>2, 29,997) = 67,054.3828, p &lt; 10⁻³⁰⁰ (numerical underflow). It rejects at 0.05, like Q3(b), but its magnitude depends on B: simulated means are not additional respondents. It provides no independent confirmation and identifies no significant pair.</w:t>
       </w:r>
     </w:p>
     <w:p>
@@ -2608,7 +2874,23 @@
     </w:p>
     <w:p>
       <w:r>
-        <w:t>OpenAI Codex assisted with analysis, drafting and revision. Actual prompt excerpts: “Create the written report” and “reduce it to 5 page”. The earlier report added bootstrap-mean tests with caveats. This revision preserved the notebook and data, clarified plots and results, and removed the contents page. Checks covered the prior 28-cell execution, manual/library agreement, counts, nine figures, source integrity and rendered pages. Colab has not been run; student review remains necessary.</w:t>
+        <w:t xml:space="preserve">OpenAI Codex assisted with analysis, drafting and revision. Actual prompt excerpts: “Create the written report” and “reduce it to 5 </w:t>
+      </w:r>
+      <w:proofErr w:type="gramStart"/>
+      <w:r>
+        <w:t>page</w:t>
+      </w:r>
+      <w:proofErr w:type="gramEnd"/>
+      <w:r>
+        <w:t xml:space="preserve">”. The earlier report added bootstrap-mean tests with caveats. This revision preserved the notebook and data, clarified plots and results, and removed the contents page. Checks covered the prior 28-cell execution, manual/library agreement, counts, nine figures, source integrity and rendered pages. </w:t>
+      </w:r>
+      <w:proofErr w:type="spellStart"/>
+      <w:r>
+        <w:t>Colab</w:t>
+      </w:r>
+      <w:proofErr w:type="spellEnd"/>
+      <w:r>
+        <w:t xml:space="preserve"> has not been run; student review remains necessary.</w:t>
       </w:r>
     </w:p>
     <w:p>
@@ -2633,7 +2915,15 @@
       </w:r>
       <w:hyperlink r:id="rId15">
         <w:r>
-          <w:t>official UofT logo source</w:t>
+          <w:t xml:space="preserve">official </w:t>
+        </w:r>
+        <w:proofErr w:type="spellStart"/>
+        <w:r>
+          <w:t>UofT</w:t>
+        </w:r>
+        <w:proofErr w:type="spellEnd"/>
+        <w:r>
+          <w:t xml:space="preserve"> logo source</w:t>
         </w:r>
       </w:hyperlink>
       <w:r>
@@ -2685,7 +2975,15 @@
       <w:jc w:val="right"/>
     </w:pPr>
     <w:r>
-      <w:t xml:space="preserve">Julian Peinado · 1012953314  |  </w:t>
+      <w:t xml:space="preserve">Julian Peinado · </w:t>
+    </w:r>
+    <w:proofErr w:type="gramStart"/>
+    <w:r>
+      <w:t>1012953314  |</w:t>
+    </w:r>
+    <w:proofErr w:type="gramEnd"/>
+    <w:r>
+      <w:t xml:space="preserve">  </w:t>
     </w:r>
     <w:r>
       <w:fldChar w:fldCharType="begin"/>

--- a/reports/peinado_1012953314_assignment1.docx
+++ b/reports/peinado_1012953314_assignment1.docx
@@ -4,16 +4,143 @@
   <w:body>
     <w:p>
       <w:pPr>
-        <w:spacing w:after="20"/>
+        <w:pStyle w:val="Title"/>
+        <w:spacing w:before="0"/>
       </w:pPr>
       <w:r>
+        <w:t>Developer compensation and statistical uncertainty</w:t>
+      </w:r>
+    </w:p>
+    <w:p>
+      <w:pPr>
+        <w:rPr>
+          <w:sz w:val="22"/>
+        </w:rPr>
+      </w:pPr>
+      <w:r>
+        <w:rPr>
+          <w:sz w:val="22"/>
+        </w:rPr>
+        <w:t xml:space="preserve">MIE1624 · Assignment 1 | Julian Peinado · 1012953314 </w:t>
+      </w:r>
+      <w:r>
+        <w:rPr>
+          <w:sz w:val="22"/>
+        </w:rPr>
+        <w:br/>
+        <w:t>Introduction to Data Science, Analytics, and AI · Fall 2026</w:t>
+      </w:r>
+    </w:p>
+    <w:p>
+      <w:pPr>
+        <w:rPr>
+          <w:sz w:val="22"/>
+        </w:rPr>
+      </w:pPr>
+      <w:r>
+        <w:rPr>
+          <w:sz w:val="22"/>
+        </w:rPr>
+        <w:t xml:space="preserve">Dashboard Link: </w:t>
+      </w:r>
+      <w:r>
+        <w:rPr>
+          <w:sz w:val="22"/>
+        </w:rPr>
+        <w:t>https://developer-compensation-peinado.bronzemoon5.chatgpt.site</w:t>
+      </w:r>
+    </w:p>
+    <w:p>
+      <w:pPr>
+        <w:pStyle w:val="Heading1"/>
+        <w:spacing w:before="0"/>
+        <w:rPr>
+          <w:sz w:val="22"/>
+          <w:szCs w:val="22"/>
+        </w:rPr>
+      </w:pPr>
+      <w:bookmarkStart w:id="0" w:name="_Toc242728298"/>
+      <w:r>
+        <w:rPr>
+          <w:sz w:val="22"/>
+          <w:szCs w:val="22"/>
+        </w:rPr>
+        <w:t>Q1 Exploratory data analysis</w:t>
+      </w:r>
+      <w:bookmarkEnd w:id="0"/>
+    </w:p>
+    <w:p>
+      <w:pPr>
+        <w:rPr>
+          <w:sz w:val="22"/>
+        </w:rPr>
+      </w:pPr>
+      <w:r>
+        <w:rPr>
+          <w:sz w:val="22"/>
+        </w:rPr>
+        <w:t>How does developer pay vary with work arrangement and education? In the selected sample, remote respondents earn more at both the mean and median, while US/Canada degree groups differ in average pay. The question is how robust these patterns are to salary extremes and statistical uncertainty.</w:t>
+      </w:r>
+    </w:p>
+    <w:p>
+      <w:pPr>
+        <w:pStyle w:val="Heading2"/>
+        <w:spacing w:before="0"/>
+        <w:rPr>
+          <w:sz w:val="22"/>
+          <w:szCs w:val="22"/>
+        </w:rPr>
+      </w:pPr>
+      <w:r>
+        <w:rPr>
+          <w:sz w:val="22"/>
+          <w:szCs w:val="22"/>
+        </w:rPr>
+        <w:t>Study Population and Sample Selection Criteria</w:t>
+      </w:r>
+    </w:p>
+    <w:p>
+      <w:pPr>
+        <w:rPr>
+          <w:sz w:val="22"/>
+        </w:rPr>
+      </w:pPr>
+      <w:r>
+        <w:rPr>
+          <w:sz w:val="22"/>
+        </w:rPr>
+        <w:t>To focus the study on workforce participation, I exclude DevType = “Retired” and recorded Age &gt;80 before all analyses. These researcher-defined scope decisions reflect engineering judgment, not data cleaning or evidence that older people are outliers; age 80 remains eligible. Of 20,407 original rows, 2 retired and 93 older respondents are excluded, with no overlap, leaving 20,312. Both retired records also say Employed, so the explicit DevType classification governs. Retirement exclusion does not establish active employment: 321 students and 58 respondents marked Not employed remain. Supplementary paid-work responses support self-reported participation, not independent verification. The 10 missing ages remain outside the age plot, so the ceiling cannot be verified for every respondent.</w:t>
+      </w:r>
+    </w:p>
+    <w:p>
+      <w:pPr>
+        <w:rPr>
+          <w:sz w:val="22"/>
+        </w:rPr>
+      </w:pPr>
+      <w:r>
+        <w:rPr>
+          <w:sz w:val="22"/>
+        </w:rPr>
+        <w:t>Within this population, satisfaction analysis omits 3,428 missing ratings and one value of 60, using a working scale of 0–10. Each row has one supplied job category. All eligible salary extremes remain in the primary analyses.</w:t>
+      </w:r>
+    </w:p>
+    <w:p>
+      <w:pPr>
+        <w:keepNext/>
+        <w:rPr>
+          <w:sz w:val="22"/>
+        </w:rPr>
+      </w:pPr>
+      <w:r>
         <w:rPr>
           <w:noProof/>
+          <w:sz w:val="22"/>
         </w:rPr>
         <w:drawing>
-          <wp:inline distT="0" distB="0" distL="0" distR="0" wp14:anchorId="2ACB76AA" wp14:editId="5A941160">
-            <wp:extent cx="1051560" cy="491276"/>
-            <wp:effectExtent l="0" t="0" r="0" b="0"/>
+          <wp:inline distT="0" distB="0" distL="0" distR="0" wp14:anchorId="6244D12A" wp14:editId="1D75DDD7">
+            <wp:extent cx="5943372" cy="2129742"/>
+            <wp:effectExtent l="0" t="0" r="635" b="4445"/>
             <wp:docPr id="6" name="Picture 6"/>
             <wp:cNvGraphicFramePr>
               <a:graphicFrameLocks xmlns:a="http://schemas.openxmlformats.org/drawingml/2006/main" noChangeAspect="1"/>
@@ -22,7 +149,7 @@
               <a:graphicData uri="http://schemas.openxmlformats.org/drawingml/2006/picture">
                 <pic:pic xmlns:pic="http://schemas.openxmlformats.org/drawingml/2006/picture">
                   <pic:nvPicPr>
-                    <pic:cNvPr id="0" name="image.png"/>
+                    <pic:cNvPr id="0" name="eda.png"/>
                     <pic:cNvPicPr/>
                   </pic:nvPicPr>
                   <pic:blipFill>
@@ -34,118 +161,7 @@
                   <pic:spPr>
                     <a:xfrm>
                       <a:off x="0" y="0"/>
-                      <a:ext cx="1051560" cy="491276"/>
-                    </a:xfrm>
-                    <a:prstGeom prst="rect">
-                      <a:avLst/>
-                    </a:prstGeom>
-                  </pic:spPr>
-                </pic:pic>
-              </a:graphicData>
-            </a:graphic>
-          </wp:inline>
-        </w:drawing>
-      </w:r>
-    </w:p>
-    <w:p>
-      <w:pPr>
-        <w:pStyle w:val="Title"/>
-        <w:spacing w:before="0"/>
-      </w:pPr>
-      <w:r>
-        <w:t>Developer compensation and statistical uncertainty</w:t>
-      </w:r>
-    </w:p>
-    <w:p>
-      <w:pPr>
-        <w:spacing w:after="100"/>
-      </w:pPr>
-      <w:r>
-        <w:t xml:space="preserve">MIE1624 · Assignment 1 | Julian Peinado · 1012953314 </w:t>
-      </w:r>
-      <w:r>
-        <w:br/>
-        <w:t>Introduction to Data Science, Analytics, and AI · Fall 2026</w:t>
-      </w:r>
-    </w:p>
-    <w:p>
-      <w:pPr>
-        <w:pStyle w:val="Heading1"/>
-      </w:pPr>
-      <w:bookmarkStart w:id="0" w:name="_Toc242728298"/>
-      <w:r>
-        <w:t>Q1 Exploratory data analysis</w:t>
-      </w:r>
-      <w:bookmarkEnd w:id="0"/>
-    </w:p>
-    <w:p>
-      <w:r>
-        <w:t xml:space="preserve">The analysis compares salary by work arrangement and education. The CSV has 20,407 respondents and 168 variables; all salaries are positive, finite annual USD. Higher remote </w:t>
-      </w:r>
-      <w:proofErr w:type="gramStart"/>
-      <w:r>
-        <w:t>mean</w:t>
-      </w:r>
-      <w:proofErr w:type="gramEnd"/>
-      <w:r>
-        <w:t xml:space="preserve"> and median salaries are associations, not causal effects.</w:t>
-      </w:r>
-    </w:p>
-    <w:p>
-      <w:r>
-        <w:t xml:space="preserve">Figure 1 excludes 3,449 missing </w:t>
-      </w:r>
-      <w:proofErr w:type="spellStart"/>
-      <w:r>
-        <w:t>JobSat</w:t>
-      </w:r>
-      <w:proofErr w:type="spellEnd"/>
-      <w:r>
-        <w:t xml:space="preserve"> ratings and one rating of 60 (working valid scale 0–10). Figure 3 omits 10 missing ages. </w:t>
-      </w:r>
-      <w:proofErr w:type="spellStart"/>
-      <w:r>
-        <w:t>DevType</w:t>
-      </w:r>
-      <w:proofErr w:type="spellEnd"/>
-      <w:r>
-        <w:t xml:space="preserve"> has one supplied category per row; no multiple-response expansion is imposed. Age is numeric with unknown cleaning history; no age-range midpoints are invented.</w:t>
-      </w:r>
-    </w:p>
-    <w:p>
-      <w:pPr>
-        <w:keepNext/>
-        <w:spacing w:after="20"/>
-      </w:pPr>
-      <w:r>
-        <w:rPr>
-          <w:noProof/>
-        </w:rPr>
-        <w:drawing>
-          <wp:inline distT="0" distB="0" distL="0" distR="0" wp14:anchorId="2A6C8385" wp14:editId="1FFE3C17">
-            <wp:extent cx="5943600" cy="2011680"/>
-            <wp:effectExtent l="0" t="0" r="0" b="0"/>
-            <wp:docPr id="2" name="Picture 2"/>
-            <wp:cNvGraphicFramePr>
-              <a:graphicFrameLocks xmlns:a="http://schemas.openxmlformats.org/drawingml/2006/main" noChangeAspect="1"/>
-            </wp:cNvGraphicFramePr>
-            <a:graphic xmlns:a="http://schemas.openxmlformats.org/drawingml/2006/main">
-              <a:graphicData uri="http://schemas.openxmlformats.org/drawingml/2006/picture">
-                <pic:pic xmlns:pic="http://schemas.openxmlformats.org/drawingml/2006/picture">
-                  <pic:nvPicPr>
-                    <pic:cNvPr id="0" name="revision_q1_titles.png"/>
-                    <pic:cNvPicPr/>
-                  </pic:nvPicPr>
-                  <pic:blipFill>
-                    <a:blip r:embed="rId9"/>
-                    <a:stretch>
-                      <a:fillRect/>
-                    </a:stretch>
-                  </pic:blipFill>
-                  <pic:spPr>
-                    <a:xfrm>
-                      <a:off x="0" y="0"/>
-                      <a:ext cx="5943600" cy="2011680"/>
+                      <a:ext cx="6008635" cy="2153128"/>
                     </a:xfrm>
                     <a:prstGeom prst="rect">
                       <a:avLst/>
@@ -161,25 +177,54 @@
     <w:p>
       <w:pPr>
         <w:pStyle w:val="Caption"/>
+        <w:rPr>
+          <w:sz w:val="22"/>
+          <w:szCs w:val="22"/>
+        </w:rPr>
       </w:pPr>
       <w:r>
-        <w:t>Figures 1–2 show the lowest two and highest three means (all 32 titles in the notebook); labels abbreviate titles and give valid counts. Retired ranks highest in satisfaction (10/10, n=1), an unstable result. Financial analyst/engineer mean salary is $501,248 versus median $87,249, revealing tail influence.</w:t>
+        <w:rPr>
+          <w:sz w:val="22"/>
+          <w:szCs w:val="22"/>
+        </w:rPr>
+        <w:t>Figures 1–2 show the lowest two and highest three means; the notebook covers all 31 retained titles. Senior executives lead satisfaction (8.12/10, n=168). Financial analysts/engineers average $501,248 (n=46), against a median of $87,248.50: an immediate warning that a high mean can reflect a small upper tail.</w:t>
       </w:r>
     </w:p>
     <w:p>
       <w:pPr>
-        <w:keepNext/>
-        <w:spacing w:after="20"/>
+        <w:pStyle w:val="Caption"/>
+        <w:rPr>
+          <w:sz w:val="22"/>
+          <w:szCs w:val="22"/>
+        </w:rPr>
       </w:pPr>
       <w:r>
         <w:rPr>
+          <w:sz w:val="22"/>
+          <w:szCs w:val="22"/>
+        </w:rPr>
+        <w:t>Figure 3 retains salaries from $102 to $33.55 million on a log axis. Three recorded ages below 15 remain flagged in the notebook; their validity and the age-cleaning history are uncertain. These diagnostics cause no further salary exclusions.</w:t>
+      </w:r>
+    </w:p>
+    <w:p/>
+    <w:p>
+      <w:pPr>
+        <w:keepNext/>
+        <w:rPr>
+          <w:sz w:val="22"/>
+        </w:rPr>
+      </w:pPr>
+      <w:r>
+        <w:rPr>
           <w:noProof/>
-        </w:rPr>
+          <w:sz w:val="22"/>
+        </w:rPr>
+        <w:lastRenderedPageBreak/>
         <w:drawing>
-          <wp:inline distT="0" distB="0" distL="0" distR="0" wp14:anchorId="77540FB9" wp14:editId="6EEC3672">
-            <wp:extent cx="5943600" cy="1554480"/>
-            <wp:effectExtent l="0" t="0" r="0" b="0"/>
-            <wp:docPr id="3" name="Picture 3"/>
+          <wp:inline distT="0" distB="0" distL="0" distR="0" wp14:anchorId="3119B540" wp14:editId="6DAB970C">
+            <wp:extent cx="5837111" cy="1672542"/>
+            <wp:effectExtent l="0" t="0" r="0" b="4445"/>
+            <wp:docPr id="7" name="Picture 7"/>
             <wp:cNvGraphicFramePr>
               <a:graphicFrameLocks xmlns:a="http://schemas.openxmlformats.org/drawingml/2006/main" noChangeAspect="1"/>
             </wp:cNvGraphicFramePr>
@@ -187,11 +232,11 @@
               <a:graphicData uri="http://schemas.openxmlformats.org/drawingml/2006/picture">
                 <pic:pic xmlns:pic="http://schemas.openxmlformats.org/drawingml/2006/picture">
                   <pic:nvPicPr>
-                    <pic:cNvPr id="0" name="revision_age.png"/>
+                    <pic:cNvPr id="0" name="age.png"/>
                     <pic:cNvPicPr/>
                   </pic:nvPicPr>
                   <pic:blipFill>
-                    <a:blip r:embed="rId10"/>
+                    <a:blip r:embed="rId9"/>
                     <a:stretch>
                       <a:fillRect/>
                     </a:stretch>
@@ -199,7 +244,7 @@
                   <pic:spPr>
                     <a:xfrm>
                       <a:off x="0" y="0"/>
-                      <a:ext cx="5943600" cy="1554480"/>
+                      <a:ext cx="6246540" cy="1789858"/>
                     </a:xfrm>
                     <a:prstGeom prst="rect">
                       <a:avLst/>
@@ -215,27 +260,21 @@
     <w:p>
       <w:pPr>
         <w:pStyle w:val="Caption"/>
-      </w:pPr>
-      <w:r>
-        <w:t xml:space="preserve">Figure 3 retains all </w:t>
-      </w:r>
-      <w:proofErr w:type="spellStart"/>
-      <w:r>
-        <w:t>nonmissing</w:t>
-      </w:r>
-      <w:proofErr w:type="spellEnd"/>
-      <w:r>
-        <w:t xml:space="preserve"> ages and salaries, including five ages outside 15–100. The log salary axis displays the full $102–$33.55 million range; anomalous ages limit interpretation. Plot selection and scaling do not remove salaries from inference.</w:t>
-      </w:r>
-    </w:p>
-    <w:p>
-      <w:pPr>
-        <w:pStyle w:val="Heading1"/>
-        <w:pageBreakBefore/>
+        <w:rPr>
+          <w:b/>
+          <w:bCs w:val="0"/>
+          <w:sz w:val="22"/>
+          <w:szCs w:val="22"/>
+        </w:rPr>
       </w:pPr>
       <w:bookmarkStart w:id="1" w:name="_Toc242728299"/>
       <w:r>
-        <w:lastRenderedPageBreak/>
+        <w:rPr>
+          <w:b/>
+          <w:bCs w:val="0"/>
+          <w:sz w:val="22"/>
+          <w:szCs w:val="22"/>
+        </w:rPr>
         <w:t>Q2 Hybrid and remote salaries</w:t>
       </w:r>
       <w:bookmarkEnd w:id="1"/>
@@ -243,55 +282,73 @@
     <w:p>
       <w:pPr>
         <w:pStyle w:val="Heading2"/>
+        <w:spacing w:before="0"/>
+        <w:rPr>
+          <w:sz w:val="22"/>
+          <w:szCs w:val="22"/>
+        </w:rPr>
       </w:pPr>
       <w:bookmarkStart w:id="2" w:name="_Toc242728300"/>
       <w:r>
+        <w:rPr>
+          <w:sz w:val="22"/>
+          <w:szCs w:val="22"/>
+        </w:rPr>
         <w:t>Q2(a): Descriptive statistics and outliers</w:t>
       </w:r>
       <w:bookmarkEnd w:id="2"/>
     </w:p>
     <w:p>
+      <w:pPr>
+        <w:rPr>
+          <w:sz w:val="22"/>
+        </w:rPr>
+      </w:pPr>
       <w:r>
-        <w:t xml:space="preserve">Select exact </w:t>
-      </w:r>
-      <w:proofErr w:type="spellStart"/>
-      <w:r>
-        <w:t>RemoteWork</w:t>
-      </w:r>
-      <w:proofErr w:type="spellEnd"/>
-      <w:r>
-        <w:t xml:space="preserve"> labels “Remote” and “Hybrid”; no categories are consolidated. Exclude the other 5,670 respondents from this comparison. Retain every salary in these two groups in the primary analysis: zero outlier exclusions. All Q2 differences are Remote − Hybrid.</w:t>
+        <w:rPr>
+          <w:sz w:val="22"/>
+        </w:rPr>
+        <w:t>The first comparison asks whether work arrangement is associated with pay. Exact labels Remote and Hybrid retain 14,664 respondents; 5,648 other eligible respondents are outside Q2. Positive Remote − Hybrid differences indicate higher remote pay.</w:t>
       </w:r>
     </w:p>
     <w:p>
       <w:pPr>
         <w:pStyle w:val="Caption"/>
+        <w:rPr>
+          <w:sz w:val="22"/>
+          <w:szCs w:val="22"/>
+        </w:rPr>
       </w:pPr>
       <w:r>
+        <w:rPr>
+          <w:sz w:val="22"/>
+          <w:szCs w:val="22"/>
+        </w:rPr>
         <w:t>Table 1. Original salaries. SD describes individual salary dispersion; all amounts are USD.</w:t>
       </w:r>
     </w:p>
     <w:tbl>
       <w:tblPr>
-        <w:tblW w:w="0" w:type="auto"/>
+        <w:tblW w:w="9531" w:type="dxa"/>
         <w:tblLayout w:type="fixed"/>
         <w:tblLook w:val="04A0" w:firstRow="1" w:lastRow="0" w:firstColumn="1" w:lastColumn="0" w:noHBand="0" w:noVBand="1"/>
       </w:tblPr>
       <w:tblGrid>
-        <w:gridCol w:w="1152"/>
-        <w:gridCol w:w="936"/>
-        <w:gridCol w:w="2448"/>
-        <w:gridCol w:w="2304"/>
-        <w:gridCol w:w="2520"/>
+        <w:gridCol w:w="1173"/>
+        <w:gridCol w:w="953"/>
+        <w:gridCol w:w="2493"/>
+        <w:gridCol w:w="2346"/>
+        <w:gridCol w:w="2566"/>
       </w:tblGrid>
       <w:tr>
         <w:trPr>
           <w:cantSplit/>
+          <w:trHeight w:val="139"/>
           <w:tblHeader/>
         </w:trPr>
         <w:tc>
           <w:tcPr>
-            <w:tcW w:w="1152" w:type="dxa"/>
+            <w:tcW w:w="1173" w:type="dxa"/>
             <w:tcBorders>
               <w:top w:val="single" w:sz="4" w:space="0" w:color="D9DDE1"/>
               <w:left w:val="single" w:sz="4" w:space="0" w:color="D9DDE1"/>
@@ -308,11 +365,17 @@
           </w:tcPr>
           <w:p>
             <w:pPr>
-              <w:spacing w:after="0"/>
+              <w:spacing w:before="60" w:after="60"/>
+              <w:rPr>
+                <w:sz w:val="18"/>
+                <w:szCs w:val="18"/>
+              </w:rPr>
             </w:pPr>
             <w:r>
               <w:rPr>
                 <w:b/>
+                <w:sz w:val="18"/>
+                <w:szCs w:val="18"/>
               </w:rPr>
               <w:t>Group</w:t>
             </w:r>
@@ -320,7 +383,7 @@
         </w:tc>
         <w:tc>
           <w:tcPr>
-            <w:tcW w:w="936" w:type="dxa"/>
+            <w:tcW w:w="953" w:type="dxa"/>
             <w:tcBorders>
               <w:top w:val="single" w:sz="4" w:space="0" w:color="D9DDE1"/>
               <w:left w:val="single" w:sz="4" w:space="0" w:color="D9DDE1"/>
@@ -337,11 +400,17 @@
           </w:tcPr>
           <w:p>
             <w:pPr>
-              <w:spacing w:after="0"/>
+              <w:spacing w:before="60" w:after="60"/>
+              <w:rPr>
+                <w:sz w:val="18"/>
+                <w:szCs w:val="18"/>
+              </w:rPr>
             </w:pPr>
             <w:r>
               <w:rPr>
                 <w:b/>
+                <w:sz w:val="18"/>
+                <w:szCs w:val="18"/>
               </w:rPr>
               <w:t>n</w:t>
             </w:r>
@@ -349,7 +418,7 @@
         </w:tc>
         <w:tc>
           <w:tcPr>
-            <w:tcW w:w="2448" w:type="dxa"/>
+            <w:tcW w:w="2493" w:type="dxa"/>
             <w:tcBorders>
               <w:top w:val="single" w:sz="4" w:space="0" w:color="D9DDE1"/>
               <w:left w:val="single" w:sz="4" w:space="0" w:color="D9DDE1"/>
@@ -366,11 +435,17 @@
           </w:tcPr>
           <w:p>
             <w:pPr>
-              <w:spacing w:after="0"/>
+              <w:spacing w:before="60" w:after="60"/>
+              <w:rPr>
+                <w:sz w:val="18"/>
+                <w:szCs w:val="18"/>
+              </w:rPr>
             </w:pPr>
             <w:r>
               <w:rPr>
                 <w:b/>
+                <w:sz w:val="18"/>
+                <w:szCs w:val="18"/>
               </w:rPr>
               <w:t>Mean</w:t>
             </w:r>
@@ -378,7 +453,7 @@
         </w:tc>
         <w:tc>
           <w:tcPr>
-            <w:tcW w:w="2304" w:type="dxa"/>
+            <w:tcW w:w="2346" w:type="dxa"/>
             <w:tcBorders>
               <w:top w:val="single" w:sz="4" w:space="0" w:color="D9DDE1"/>
               <w:left w:val="single" w:sz="4" w:space="0" w:color="D9DDE1"/>
@@ -395,11 +470,17 @@
           </w:tcPr>
           <w:p>
             <w:pPr>
-              <w:spacing w:after="0"/>
+              <w:spacing w:before="60" w:after="60"/>
+              <w:rPr>
+                <w:sz w:val="18"/>
+                <w:szCs w:val="18"/>
+              </w:rPr>
             </w:pPr>
             <w:r>
               <w:rPr>
                 <w:b/>
+                <w:sz w:val="18"/>
+                <w:szCs w:val="18"/>
               </w:rPr>
               <w:t>Median</w:t>
             </w:r>
@@ -407,7 +488,7 @@
         </w:tc>
         <w:tc>
           <w:tcPr>
-            <w:tcW w:w="2520" w:type="dxa"/>
+            <w:tcW w:w="2566" w:type="dxa"/>
             <w:tcBorders>
               <w:top w:val="single" w:sz="4" w:space="0" w:color="D9DDE1"/>
               <w:left w:val="single" w:sz="4" w:space="0" w:color="D9DDE1"/>
@@ -424,11 +505,17 @@
           </w:tcPr>
           <w:p>
             <w:pPr>
-              <w:spacing w:after="0"/>
+              <w:spacing w:before="60" w:after="60"/>
+              <w:rPr>
+                <w:sz w:val="18"/>
+                <w:szCs w:val="18"/>
+              </w:rPr>
             </w:pPr>
             <w:r>
               <w:rPr>
                 <w:b/>
+                <w:sz w:val="18"/>
+                <w:szCs w:val="18"/>
               </w:rPr>
               <w:t>SD</w:t>
             </w:r>
@@ -438,10 +525,11 @@
       <w:tr>
         <w:trPr>
           <w:cantSplit/>
+          <w:trHeight w:val="139"/>
         </w:trPr>
         <w:tc>
           <w:tcPr>
-            <w:tcW w:w="1152" w:type="dxa"/>
+            <w:tcW w:w="1173" w:type="dxa"/>
             <w:tcBorders>
               <w:top w:val="single" w:sz="4" w:space="0" w:color="D9DDE1"/>
               <w:left w:val="single" w:sz="4" w:space="0" w:color="D9DDE1"/>
@@ -457,16 +545,24 @@
           </w:tcPr>
           <w:p>
             <w:pPr>
-              <w:spacing w:after="0"/>
+              <w:spacing w:before="60" w:after="60"/>
+              <w:rPr>
+                <w:sz w:val="18"/>
+                <w:szCs w:val="18"/>
+              </w:rPr>
             </w:pPr>
             <w:r>
+              <w:rPr>
+                <w:sz w:val="18"/>
+                <w:szCs w:val="18"/>
+              </w:rPr>
               <w:t>Remote</w:t>
             </w:r>
           </w:p>
         </w:tc>
         <w:tc>
           <w:tcPr>
-            <w:tcW w:w="936" w:type="dxa"/>
+            <w:tcW w:w="953" w:type="dxa"/>
             <w:tcBorders>
               <w:top w:val="single" w:sz="4" w:space="0" w:color="D9DDE1"/>
               <w:left w:val="single" w:sz="4" w:space="0" w:color="D9DDE1"/>
@@ -482,16 +578,24 @@
           </w:tcPr>
           <w:p>
             <w:pPr>
-              <w:spacing w:after="0"/>
+              <w:spacing w:before="60" w:after="60"/>
+              <w:rPr>
+                <w:sz w:val="18"/>
+                <w:szCs w:val="18"/>
+              </w:rPr>
             </w:pPr>
             <w:r>
-              <w:t>6,934</w:t>
+              <w:rPr>
+                <w:sz w:val="18"/>
+                <w:szCs w:val="18"/>
+              </w:rPr>
+              <w:t>6,888</w:t>
             </w:r>
           </w:p>
         </w:tc>
         <w:tc>
           <w:tcPr>
-            <w:tcW w:w="2448" w:type="dxa"/>
+            <w:tcW w:w="2493" w:type="dxa"/>
             <w:tcBorders>
               <w:top w:val="single" w:sz="4" w:space="0" w:color="D9DDE1"/>
               <w:left w:val="single" w:sz="4" w:space="0" w:color="D9DDE1"/>
@@ -507,16 +611,24 @@
           </w:tcPr>
           <w:p>
             <w:pPr>
-              <w:spacing w:after="0"/>
+              <w:spacing w:before="60" w:after="60"/>
+              <w:rPr>
+                <w:sz w:val="18"/>
+                <w:szCs w:val="18"/>
+              </w:rPr>
             </w:pPr>
             <w:r>
-              <w:t>118,683.78</w:t>
+              <w:rPr>
+                <w:sz w:val="18"/>
+                <w:szCs w:val="18"/>
+              </w:rPr>
+              <w:t>118,666.90</w:t>
             </w:r>
           </w:p>
         </w:tc>
         <w:tc>
           <w:tcPr>
-            <w:tcW w:w="2304" w:type="dxa"/>
+            <w:tcW w:w="2346" w:type="dxa"/>
             <w:tcBorders>
               <w:top w:val="single" w:sz="4" w:space="0" w:color="D9DDE1"/>
               <w:left w:val="single" w:sz="4" w:space="0" w:color="D9DDE1"/>
@@ -532,16 +644,24 @@
           </w:tcPr>
           <w:p>
             <w:pPr>
-              <w:spacing w:after="0"/>
+              <w:spacing w:before="60" w:after="60"/>
+              <w:rPr>
+                <w:sz w:val="18"/>
+                <w:szCs w:val="18"/>
+              </w:rPr>
             </w:pPr>
             <w:r>
-              <w:t>90,527.50</w:t>
+              <w:rPr>
+                <w:sz w:val="18"/>
+                <w:szCs w:val="18"/>
+              </w:rPr>
+              <w:t>90,491.00</w:t>
             </w:r>
           </w:p>
         </w:tc>
         <w:tc>
           <w:tcPr>
-            <w:tcW w:w="2520" w:type="dxa"/>
+            <w:tcW w:w="2566" w:type="dxa"/>
             <w:tcBorders>
               <w:top w:val="single" w:sz="4" w:space="0" w:color="D9DDE1"/>
               <w:left w:val="single" w:sz="4" w:space="0" w:color="D9DDE1"/>
@@ -557,10 +677,18 @@
           </w:tcPr>
           <w:p>
             <w:pPr>
-              <w:spacing w:after="0"/>
+              <w:spacing w:before="60" w:after="60"/>
+              <w:rPr>
+                <w:sz w:val="18"/>
+                <w:szCs w:val="18"/>
+              </w:rPr>
             </w:pPr>
             <w:r>
-              <w:t>442,809.92</w:t>
+              <w:rPr>
+                <w:sz w:val="18"/>
+                <w:szCs w:val="18"/>
+              </w:rPr>
+              <w:t>444,251.01</w:t>
             </w:r>
           </w:p>
         </w:tc>
@@ -568,10 +696,11 @@
       <w:tr>
         <w:trPr>
           <w:cantSplit/>
+          <w:trHeight w:val="136"/>
         </w:trPr>
         <w:tc>
           <w:tcPr>
-            <w:tcW w:w="1152" w:type="dxa"/>
+            <w:tcW w:w="1173" w:type="dxa"/>
             <w:tcBorders>
               <w:top w:val="single" w:sz="4" w:space="0" w:color="D9DDE1"/>
               <w:left w:val="single" w:sz="4" w:space="0" w:color="D9DDE1"/>
@@ -587,16 +716,24 @@
           </w:tcPr>
           <w:p>
             <w:pPr>
-              <w:spacing w:after="0"/>
+              <w:spacing w:before="60" w:after="60"/>
+              <w:rPr>
+                <w:sz w:val="18"/>
+                <w:szCs w:val="18"/>
+              </w:rPr>
             </w:pPr>
             <w:r>
+              <w:rPr>
+                <w:sz w:val="18"/>
+                <w:szCs w:val="18"/>
+              </w:rPr>
               <w:t>Hybrid</w:t>
             </w:r>
           </w:p>
         </w:tc>
         <w:tc>
           <w:tcPr>
-            <w:tcW w:w="936" w:type="dxa"/>
+            <w:tcW w:w="953" w:type="dxa"/>
             <w:tcBorders>
               <w:top w:val="single" w:sz="4" w:space="0" w:color="D9DDE1"/>
               <w:left w:val="single" w:sz="4" w:space="0" w:color="D9DDE1"/>
@@ -612,16 +749,24 @@
           </w:tcPr>
           <w:p>
             <w:pPr>
-              <w:spacing w:after="0"/>
+              <w:spacing w:before="60" w:after="60"/>
+              <w:rPr>
+                <w:sz w:val="18"/>
+                <w:szCs w:val="18"/>
+              </w:rPr>
             </w:pPr>
             <w:r>
-              <w:t>7,803</w:t>
+              <w:rPr>
+                <w:sz w:val="18"/>
+                <w:szCs w:val="18"/>
+              </w:rPr>
+              <w:t>7,776</w:t>
             </w:r>
           </w:p>
         </w:tc>
         <w:tc>
           <w:tcPr>
-            <w:tcW w:w="2448" w:type="dxa"/>
+            <w:tcW w:w="2493" w:type="dxa"/>
             <w:tcBorders>
               <w:top w:val="single" w:sz="4" w:space="0" w:color="D9DDE1"/>
               <w:left w:val="single" w:sz="4" w:space="0" w:color="D9DDE1"/>
@@ -637,16 +782,24 @@
           </w:tcPr>
           <w:p>
             <w:pPr>
-              <w:spacing w:after="0"/>
+              <w:spacing w:before="60" w:after="60"/>
+              <w:rPr>
+                <w:sz w:val="18"/>
+                <w:szCs w:val="18"/>
+              </w:rPr>
             </w:pPr>
             <w:r>
-              <w:t>101,790.28</w:t>
+              <w:rPr>
+                <w:sz w:val="18"/>
+                <w:szCs w:val="18"/>
+              </w:rPr>
+              <w:t>101,422.99</w:t>
             </w:r>
           </w:p>
         </w:tc>
         <w:tc>
           <w:tcPr>
-            <w:tcW w:w="2304" w:type="dxa"/>
+            <w:tcW w:w="2346" w:type="dxa"/>
             <w:tcBorders>
               <w:top w:val="single" w:sz="4" w:space="0" w:color="D9DDE1"/>
               <w:left w:val="single" w:sz="4" w:space="0" w:color="D9DDE1"/>
@@ -662,16 +815,24 @@
           </w:tcPr>
           <w:p>
             <w:pPr>
-              <w:spacing w:after="0"/>
+              <w:spacing w:before="60" w:after="60"/>
+              <w:rPr>
+                <w:sz w:val="18"/>
+                <w:szCs w:val="18"/>
+              </w:rPr>
             </w:pPr>
             <w:r>
+              <w:rPr>
+                <w:sz w:val="18"/>
+                <w:szCs w:val="18"/>
+              </w:rPr>
               <w:t>77,730.00</w:t>
             </w:r>
           </w:p>
         </w:tc>
         <w:tc>
           <w:tcPr>
-            <w:tcW w:w="2520" w:type="dxa"/>
+            <w:tcW w:w="2566" w:type="dxa"/>
             <w:tcBorders>
               <w:top w:val="single" w:sz="4" w:space="0" w:color="D9DDE1"/>
               <w:left w:val="single" w:sz="4" w:space="0" w:color="D9DDE1"/>
@@ -687,107 +848,106 @@
           </w:tcPr>
           <w:p>
             <w:pPr>
-              <w:spacing w:after="0"/>
+              <w:spacing w:before="60" w:after="60"/>
+              <w:rPr>
+                <w:sz w:val="18"/>
+                <w:szCs w:val="18"/>
+              </w:rPr>
             </w:pPr>
             <w:r>
-              <w:t>347,264.84</w:t>
+              <w:rPr>
+                <w:sz w:val="18"/>
+                <w:szCs w:val="18"/>
+              </w:rPr>
+              <w:t>346,625.92</w:t>
             </w:r>
           </w:p>
         </w:tc>
       </w:tr>
     </w:tbl>
     <w:p>
+      <w:pPr>
+        <w:rPr>
+          <w:sz w:val="22"/>
+        </w:rPr>
+      </w:pPr>
       <w:r>
-        <w:t>The middle 50% spans $47,650–150,000 for Remote and $47,566–116,015 for Hybrid. Minimum salaries are $102 and $104, respectively.</w:t>
+        <w:rPr>
+          <w:sz w:val="22"/>
+        </w:rPr>
+        <w:t>The middle half of salaries spans $47,566.00–$150,000.00 for Remote and $47,492.25–$116,015.00 for Hybrid. Minimum values are $102.00 and $104.00.</w:t>
       </w:r>
     </w:p>
     <w:p>
+      <w:pPr>
+        <w:rPr>
+          <w:sz w:val="22"/>
+        </w:rPr>
+      </w:pPr>
       <w:r>
-        <w:t xml:space="preserve">The $18,387,548 hybrid entry is a financial analyst/engineer in Poland; the $33,552,715 remote entry is a full-stack developer in Ukraine. Each </w:t>
-      </w:r>
-      <w:proofErr w:type="gramStart"/>
-      <w:r>
-        <w:t>accounts</w:t>
-      </w:r>
-      <w:proofErr w:type="gramEnd"/>
-      <w:r>
-        <w:t xml:space="preserve"> for 2.32% and 4.08% of its group’s total salary, respectively. No source record verifies an error: size alone cannot justify deletion. Retention preserves the </w:t>
-      </w:r>
-      <w:proofErr w:type="gramStart"/>
-      <w:r>
-        <w:t>full-salary</w:t>
-      </w:r>
-      <w:proofErr w:type="gramEnd"/>
-      <w:r>
-        <w:t xml:space="preserve"> mean, while the large SDs disclose its instability.</w:t>
+        <w:rPr>
+          <w:sz w:val="22"/>
+        </w:rPr>
+        <w:t>The largest Hybrid and Remote salaries are $18,387,548.00 and $33,552,715.00, contributing 2.33% and 4.10% of their group salary totals. Size alone does not establish an error, so these remain in the selected population.</w:t>
       </w:r>
     </w:p>
     <w:p>
+      <w:pPr>
+        <w:rPr>
+          <w:sz w:val="22"/>
+        </w:rPr>
+      </w:pPr>
       <w:r>
-        <w:t xml:space="preserve">For sensitivity only, remove salaries outside each group’s Q1 − 1.5×IQR to Q3 + 1.5×IQR fences. Upper fences are $303,525 (Remote) and $218,688.50 (Hybrid); lower fences are negative. This excludes 204 (2.94%) and 403 (5.16%), leaving 6,730 and 7,400. Means become $98,709 and $79,921; the gap is $18,787.84 (pooled p = 2.487×10⁻⁸⁰). The positive association persists, but this comparison targets </w:t>
-      </w:r>
-      <w:proofErr w:type="gramStart"/>
-      <w:r>
-        <w:t>different,</w:t>
-      </w:r>
-      <w:proofErr w:type="gramEnd"/>
-      <w:r>
-        <w:t xml:space="preserve"> group-truncated distributions; it does not validate the exclusions.</w:t>
+        <w:rPr>
+          <w:sz w:val="22"/>
+        </w:rPr>
+        <w:t>A separate sensitivity check uses each group’s Q1 − 1.5×IQR and Q3 + 1.5×IQR fences. Upper limits are $303,651.00 and $218,799.12; both lower limits are negative. It removes 204 and 400, leaving 6,684 and 7,376. Means become $98,554.14 and $79,849.19; the gap is $18,704.95 (pooled p=2.364e-79). These truncated distributions answer a different question; the primary analyses retain salary extremes.</w:t>
       </w:r>
     </w:p>
     <w:p>
       <w:pPr>
         <w:pStyle w:val="Heading2"/>
+        <w:spacing w:before="0"/>
+        <w:rPr>
+          <w:sz w:val="22"/>
+          <w:szCs w:val="22"/>
+        </w:rPr>
       </w:pPr>
       <w:bookmarkStart w:id="3" w:name="_Toc242728301"/>
       <w:r>
+        <w:rPr>
+          <w:sz w:val="22"/>
+          <w:szCs w:val="22"/>
+        </w:rPr>
         <w:t>Q2(b): Two-sided pooled t-test</w:t>
       </w:r>
       <w:bookmarkEnd w:id="3"/>
     </w:p>
     <w:p>
+      <w:pPr>
+        <w:rPr>
+          <w:sz w:val="22"/>
+        </w:rPr>
+      </w:pPr>
       <w:r>
-        <w:t xml:space="preserve">H₀: </w:t>
-      </w:r>
-      <w:proofErr w:type="spellStart"/>
-      <w:r>
-        <w:t>μR</w:t>
-      </w:r>
-      <w:proofErr w:type="spellEnd"/>
-      <w:r>
-        <w:t xml:space="preserve"> − </w:t>
-      </w:r>
-      <w:proofErr w:type="spellStart"/>
-      <w:r>
-        <w:t>μH</w:t>
-      </w:r>
-      <w:proofErr w:type="spellEnd"/>
-      <w:r>
-        <w:t xml:space="preserve"> = 0; H₁: </w:t>
-      </w:r>
-      <w:proofErr w:type="spellStart"/>
-      <w:r>
-        <w:t>μR</w:t>
-      </w:r>
-      <w:proofErr w:type="spellEnd"/>
-      <w:r>
-        <w:t xml:space="preserve"> − </w:t>
-      </w:r>
-      <w:proofErr w:type="spellStart"/>
-      <w:r>
-        <w:t>μH</w:t>
-      </w:r>
-      <w:proofErr w:type="spellEnd"/>
-      <w:r>
-        <w:t xml:space="preserve"> ≠ 0; α = 0.05. With sample variances calculated using n − 1, sR² = 196,080,623,864.35 and sH² = 120,592,867,982.18 USD². The manual calculation is:</w:t>
+        <w:rPr>
+          <w:sz w:val="22"/>
+        </w:rPr>
+        <w:t>Is the mean gap consistent with equal population means? I test H₀: μR − μH = 0 against H₁: μR − μH ≠ 0 at α=0.05. Sample variances, using n−1, are 197,358,671,571.47 and 120,149,529,197.14 USD². The pooled calculation is:</w:t>
       </w:r>
     </w:p>
     <w:p>
+      <w:pPr>
+        <w:rPr>
+          <w:sz w:val="22"/>
+        </w:rPr>
+      </w:pPr>
       <m:oMathPara>
         <m:oMath>
           <m:r>
             <w:rPr>
               <w:rFonts w:ascii="Cambria Math" w:hAnsi="Cambria Math"/>
+              <w:sz w:val="22"/>
             </w:rPr>
             <m:t>sₚ² = [(nR - 1)sR² + (nH - 1)sH²] / (nR + nH - 2)</m:t>
           </m:r>
@@ -795,11 +955,17 @@
       </m:oMathPara>
     </w:p>
     <w:p>
+      <w:pPr>
+        <w:rPr>
+          <w:sz w:val="22"/>
+        </w:rPr>
+      </w:pPr>
       <m:oMathPara>
         <m:oMath>
           <m:r>
             <w:rPr>
               <w:rFonts w:ascii="Cambria Math" w:hAnsi="Cambria Math"/>
+              <w:sz w:val="22"/>
             </w:rPr>
             <m:t>SE = sₚ√(1/nR + 1/nH);   t = (x̄R - x̄H) / SE</m:t>
           </m:r>
@@ -807,38 +973,90 @@
       </m:oMathPara>
     </w:p>
     <w:p>
+      <w:pPr>
+        <w:rPr>
+          <w:sz w:val="22"/>
+        </w:rPr>
+      </w:pPr>
       <w:r>
-        <w:t>Here n is group size, x̄ is the sample mean, s² is sample variance, and sₚ is pooled salary SD. The standard error (SE) measures uncertainty in the estimated gap, not individual salary dispersion: sₚ = $395,108.58 and SE = $6,520.76.</w:t>
+        <w:rPr>
+          <w:sz w:val="22"/>
+        </w:rPr>
+        <w:t>Here n is group size, x̄ the mean, s² sample variance and sₚ pooled SD. Results are sₚ=$395,494.83 and SE=$6,543.99. SE describes uncertainty in the gap; SD describes variation between individuals.</w:t>
+      </w:r>
+      <w:r>
+        <w:rPr>
+          <w:sz w:val="22"/>
+        </w:rPr>
+        <w:t xml:space="preserve"> </w:t>
       </w:r>
     </w:p>
     <w:p>
       <w:pPr>
+        <w:rPr>
+          <w:sz w:val="22"/>
+        </w:rPr>
+      </w:pPr>
+    </w:p>
+    <w:p>
+      <w:pPr>
+        <w:rPr>
+          <w:sz w:val="22"/>
+        </w:rPr>
+      </w:pPr>
+    </w:p>
+    <w:p>
+      <w:pPr>
+        <w:rPr>
+          <w:sz w:val="22"/>
+        </w:rPr>
+      </w:pPr>
+    </w:p>
+    <w:p>
+      <w:pPr>
+        <w:rPr>
+          <w:sz w:val="22"/>
+        </w:rPr>
+      </w:pPr>
+    </w:p>
+    <w:p>
+      <w:pPr>
         <w:pStyle w:val="Caption"/>
+        <w:rPr>
+          <w:sz w:val="22"/>
+          <w:szCs w:val="22"/>
+        </w:rPr>
       </w:pPr>
       <w:r>
+        <w:rPr>
+          <w:sz w:val="22"/>
+          <w:szCs w:val="22"/>
+        </w:rPr>
+        <w:lastRenderedPageBreak/>
         <w:t>Table 2. Original-data tests of Remote − Hybrid.</w:t>
       </w:r>
     </w:p>
     <w:tbl>
       <w:tblPr>
-        <w:tblW w:w="0" w:type="auto"/>
+        <w:tblW w:w="9621" w:type="dxa"/>
         <w:tblLayout w:type="fixed"/>
         <w:tblLook w:val="04A0" w:firstRow="1" w:lastRow="0" w:firstColumn="1" w:lastColumn="0" w:noHBand="0" w:noVBand="1"/>
       </w:tblPr>
       <w:tblGrid>
-        <w:gridCol w:w="3168"/>
-        <w:gridCol w:w="1728"/>
-        <w:gridCol w:w="2304"/>
-        <w:gridCol w:w="2160"/>
+        <w:gridCol w:w="3257"/>
+        <w:gridCol w:w="1776"/>
+        <w:gridCol w:w="2368"/>
+        <w:gridCol w:w="2220"/>
       </w:tblGrid>
       <w:tr>
         <w:trPr>
           <w:cantSplit/>
+          <w:trHeight w:val="230"/>
           <w:tblHeader/>
         </w:trPr>
         <w:tc>
           <w:tcPr>
-            <w:tcW w:w="3168" w:type="dxa"/>
+            <w:tcW w:w="3257" w:type="dxa"/>
             <w:tcBorders>
               <w:top w:val="single" w:sz="4" w:space="0" w:color="D9DDE1"/>
               <w:left w:val="single" w:sz="4" w:space="0" w:color="D9DDE1"/>
@@ -855,11 +1073,17 @@
           </w:tcPr>
           <w:p>
             <w:pPr>
-              <w:spacing w:after="0"/>
+              <w:spacing w:before="60" w:after="60"/>
+              <w:rPr>
+                <w:sz w:val="18"/>
+                <w:szCs w:val="18"/>
+              </w:rPr>
             </w:pPr>
             <w:r>
               <w:rPr>
                 <w:b/>
+                <w:sz w:val="18"/>
+                <w:szCs w:val="18"/>
               </w:rPr>
               <w:t>Method</w:t>
             </w:r>
@@ -867,7 +1091,7 @@
         </w:tc>
         <w:tc>
           <w:tcPr>
-            <w:tcW w:w="1728" w:type="dxa"/>
+            <w:tcW w:w="1776" w:type="dxa"/>
             <w:tcBorders>
               <w:top w:val="single" w:sz="4" w:space="0" w:color="D9DDE1"/>
               <w:left w:val="single" w:sz="4" w:space="0" w:color="D9DDE1"/>
@@ -884,11 +1108,17 @@
           </w:tcPr>
           <w:p>
             <w:pPr>
-              <w:spacing w:after="0"/>
+              <w:spacing w:before="60" w:after="60"/>
+              <w:rPr>
+                <w:sz w:val="18"/>
+                <w:szCs w:val="18"/>
+              </w:rPr>
             </w:pPr>
             <w:r>
               <w:rPr>
                 <w:b/>
+                <w:sz w:val="18"/>
+                <w:szCs w:val="18"/>
               </w:rPr>
               <w:t>t</w:t>
             </w:r>
@@ -896,7 +1126,7 @@
         </w:tc>
         <w:tc>
           <w:tcPr>
-            <w:tcW w:w="2304" w:type="dxa"/>
+            <w:tcW w:w="2368" w:type="dxa"/>
             <w:tcBorders>
               <w:top w:val="single" w:sz="4" w:space="0" w:color="D9DDE1"/>
               <w:left w:val="single" w:sz="4" w:space="0" w:color="D9DDE1"/>
@@ -913,12 +1143,18 @@
           </w:tcPr>
           <w:p>
             <w:pPr>
-              <w:spacing w:after="0"/>
+              <w:spacing w:before="60" w:after="60"/>
+              <w:rPr>
+                <w:sz w:val="18"/>
+                <w:szCs w:val="18"/>
+              </w:rPr>
             </w:pPr>
             <w:proofErr w:type="spellStart"/>
             <w:r>
               <w:rPr>
                 <w:b/>
+                <w:sz w:val="18"/>
+                <w:szCs w:val="18"/>
               </w:rPr>
               <w:t>df</w:t>
             </w:r>
@@ -927,7 +1163,7 @@
         </w:tc>
         <w:tc>
           <w:tcPr>
-            <w:tcW w:w="2160" w:type="dxa"/>
+            <w:tcW w:w="2220" w:type="dxa"/>
             <w:tcBorders>
               <w:top w:val="single" w:sz="4" w:space="0" w:color="D9DDE1"/>
               <w:left w:val="single" w:sz="4" w:space="0" w:color="D9DDE1"/>
@@ -944,11 +1180,17 @@
           </w:tcPr>
           <w:p>
             <w:pPr>
-              <w:spacing w:after="0"/>
+              <w:spacing w:before="60" w:after="60"/>
+              <w:rPr>
+                <w:sz w:val="18"/>
+                <w:szCs w:val="18"/>
+              </w:rPr>
             </w:pPr>
             <w:r>
               <w:rPr>
                 <w:b/>
+                <w:sz w:val="18"/>
+                <w:szCs w:val="18"/>
               </w:rPr>
               <w:t>Two-sided p</w:t>
             </w:r>
@@ -958,10 +1200,11 @@
       <w:tr>
         <w:trPr>
           <w:cantSplit/>
+          <w:trHeight w:val="230"/>
         </w:trPr>
         <w:tc>
           <w:tcPr>
-            <w:tcW w:w="3168" w:type="dxa"/>
+            <w:tcW w:w="3257" w:type="dxa"/>
             <w:tcBorders>
               <w:top w:val="single" w:sz="4" w:space="0" w:color="D9DDE1"/>
               <w:left w:val="single" w:sz="4" w:space="0" w:color="D9DDE1"/>
@@ -977,16 +1220,24 @@
           </w:tcPr>
           <w:p>
             <w:pPr>
-              <w:spacing w:after="0"/>
+              <w:spacing w:before="60" w:after="60"/>
+              <w:rPr>
+                <w:sz w:val="18"/>
+                <w:szCs w:val="18"/>
+              </w:rPr>
             </w:pPr>
             <w:r>
+              <w:rPr>
+                <w:sz w:val="18"/>
+                <w:szCs w:val="18"/>
+              </w:rPr>
               <w:t>Manual pooled</w:t>
             </w:r>
           </w:p>
         </w:tc>
         <w:tc>
           <w:tcPr>
-            <w:tcW w:w="1728" w:type="dxa"/>
+            <w:tcW w:w="1776" w:type="dxa"/>
             <w:tcBorders>
               <w:top w:val="single" w:sz="4" w:space="0" w:color="D9DDE1"/>
               <w:left w:val="single" w:sz="4" w:space="0" w:color="D9DDE1"/>
@@ -1002,16 +1253,24 @@
           </w:tcPr>
           <w:p>
             <w:pPr>
-              <w:spacing w:after="0"/>
+              <w:spacing w:before="60" w:after="60"/>
+              <w:rPr>
+                <w:sz w:val="18"/>
+                <w:szCs w:val="18"/>
+              </w:rPr>
             </w:pPr>
             <w:r>
-              <w:t>2.59073</w:t>
+              <w:rPr>
+                <w:sz w:val="18"/>
+                <w:szCs w:val="18"/>
+              </w:rPr>
+              <w:t>2.63508</w:t>
             </w:r>
           </w:p>
         </w:tc>
         <w:tc>
           <w:tcPr>
-            <w:tcW w:w="2304" w:type="dxa"/>
+            <w:tcW w:w="2368" w:type="dxa"/>
             <w:tcBorders>
               <w:top w:val="single" w:sz="4" w:space="0" w:color="D9DDE1"/>
               <w:left w:val="single" w:sz="4" w:space="0" w:color="D9DDE1"/>
@@ -1027,16 +1286,24 @@
           </w:tcPr>
           <w:p>
             <w:pPr>
-              <w:spacing w:after="0"/>
+              <w:spacing w:before="60" w:after="60"/>
+              <w:rPr>
+                <w:sz w:val="18"/>
+                <w:szCs w:val="18"/>
+              </w:rPr>
             </w:pPr>
             <w:r>
-              <w:t>14,735</w:t>
+              <w:rPr>
+                <w:sz w:val="18"/>
+                <w:szCs w:val="18"/>
+              </w:rPr>
+              <w:t>14,662</w:t>
             </w:r>
           </w:p>
         </w:tc>
         <w:tc>
           <w:tcPr>
-            <w:tcW w:w="2160" w:type="dxa"/>
+            <w:tcW w:w="2220" w:type="dxa"/>
             <w:tcBorders>
               <w:top w:val="single" w:sz="4" w:space="0" w:color="D9DDE1"/>
               <w:left w:val="single" w:sz="4" w:space="0" w:color="D9DDE1"/>
@@ -1052,10 +1319,18 @@
           </w:tcPr>
           <w:p>
             <w:pPr>
-              <w:spacing w:after="0"/>
+              <w:spacing w:before="60" w:after="60"/>
+              <w:rPr>
+                <w:sz w:val="18"/>
+                <w:szCs w:val="18"/>
+              </w:rPr>
             </w:pPr>
             <w:r>
-              <w:t>0.009587</w:t>
+              <w:rPr>
+                <w:sz w:val="18"/>
+                <w:szCs w:val="18"/>
+              </w:rPr>
+              <w:t>0.008421</w:t>
             </w:r>
           </w:p>
         </w:tc>
@@ -1063,10 +1338,11 @@
       <w:tr>
         <w:trPr>
           <w:cantSplit/>
+          <w:trHeight w:val="19"/>
         </w:trPr>
         <w:tc>
           <w:tcPr>
-            <w:tcW w:w="3168" w:type="dxa"/>
+            <w:tcW w:w="3257" w:type="dxa"/>
             <w:tcBorders>
               <w:top w:val="single" w:sz="4" w:space="0" w:color="D9DDE1"/>
               <w:left w:val="single" w:sz="4" w:space="0" w:color="D9DDE1"/>
@@ -1082,16 +1358,24 @@
           </w:tcPr>
           <w:p>
             <w:pPr>
-              <w:spacing w:after="0"/>
+              <w:spacing w:before="60" w:after="60"/>
+              <w:rPr>
+                <w:sz w:val="18"/>
+                <w:szCs w:val="18"/>
+              </w:rPr>
             </w:pPr>
             <w:r>
+              <w:rPr>
+                <w:sz w:val="18"/>
+                <w:szCs w:val="18"/>
+              </w:rPr>
               <w:t>SciPy pooled</w:t>
             </w:r>
           </w:p>
         </w:tc>
         <w:tc>
           <w:tcPr>
-            <w:tcW w:w="1728" w:type="dxa"/>
+            <w:tcW w:w="1776" w:type="dxa"/>
             <w:tcBorders>
               <w:top w:val="single" w:sz="4" w:space="0" w:color="D9DDE1"/>
               <w:left w:val="single" w:sz="4" w:space="0" w:color="D9DDE1"/>
@@ -1107,16 +1391,24 @@
           </w:tcPr>
           <w:p>
             <w:pPr>
-              <w:spacing w:after="0"/>
+              <w:spacing w:before="60" w:after="60"/>
+              <w:rPr>
+                <w:sz w:val="18"/>
+                <w:szCs w:val="18"/>
+              </w:rPr>
             </w:pPr>
             <w:r>
-              <w:t>2.59073</w:t>
+              <w:rPr>
+                <w:sz w:val="18"/>
+                <w:szCs w:val="18"/>
+              </w:rPr>
+              <w:t>2.63508</w:t>
             </w:r>
           </w:p>
         </w:tc>
         <w:tc>
           <w:tcPr>
-            <w:tcW w:w="2304" w:type="dxa"/>
+            <w:tcW w:w="2368" w:type="dxa"/>
             <w:tcBorders>
               <w:top w:val="single" w:sz="4" w:space="0" w:color="D9DDE1"/>
               <w:left w:val="single" w:sz="4" w:space="0" w:color="D9DDE1"/>
@@ -1132,16 +1424,24 @@
           </w:tcPr>
           <w:p>
             <w:pPr>
-              <w:spacing w:after="0"/>
+              <w:spacing w:before="60" w:after="60"/>
+              <w:rPr>
+                <w:sz w:val="18"/>
+                <w:szCs w:val="18"/>
+              </w:rPr>
             </w:pPr>
             <w:r>
-              <w:t>14,735</w:t>
+              <w:rPr>
+                <w:sz w:val="18"/>
+                <w:szCs w:val="18"/>
+              </w:rPr>
+              <w:t>14,662</w:t>
             </w:r>
           </w:p>
         </w:tc>
         <w:tc>
           <w:tcPr>
-            <w:tcW w:w="2160" w:type="dxa"/>
+            <w:tcW w:w="2220" w:type="dxa"/>
             <w:tcBorders>
               <w:top w:val="single" w:sz="4" w:space="0" w:color="D9DDE1"/>
               <w:left w:val="single" w:sz="4" w:space="0" w:color="D9DDE1"/>
@@ -1157,10 +1457,18 @@
           </w:tcPr>
           <w:p>
             <w:pPr>
-              <w:spacing w:after="0"/>
+              <w:spacing w:before="60" w:after="60"/>
+              <w:rPr>
+                <w:sz w:val="18"/>
+                <w:szCs w:val="18"/>
+              </w:rPr>
             </w:pPr>
             <w:r>
-              <w:t>0.009587</w:t>
+              <w:rPr>
+                <w:sz w:val="18"/>
+                <w:szCs w:val="18"/>
+              </w:rPr>
+              <w:t>0.008421</w:t>
             </w:r>
           </w:p>
         </w:tc>
@@ -1168,10 +1476,11 @@
       <w:tr>
         <w:trPr>
           <w:cantSplit/>
+          <w:trHeight w:val="160"/>
         </w:trPr>
         <w:tc>
           <w:tcPr>
-            <w:tcW w:w="3168" w:type="dxa"/>
+            <w:tcW w:w="3257" w:type="dxa"/>
             <w:tcBorders>
               <w:top w:val="single" w:sz="4" w:space="0" w:color="D9DDE1"/>
               <w:left w:val="single" w:sz="4" w:space="0" w:color="D9DDE1"/>
@@ -1187,16 +1496,24 @@
           </w:tcPr>
           <w:p>
             <w:pPr>
-              <w:spacing w:after="0"/>
+              <w:spacing w:before="60" w:after="60"/>
+              <w:rPr>
+                <w:sz w:val="18"/>
+                <w:szCs w:val="18"/>
+              </w:rPr>
             </w:pPr>
             <w:r>
+              <w:rPr>
+                <w:sz w:val="18"/>
+                <w:szCs w:val="18"/>
+              </w:rPr>
               <w:t>Welch supplement</w:t>
             </w:r>
           </w:p>
         </w:tc>
         <w:tc>
           <w:tcPr>
-            <w:tcW w:w="1728" w:type="dxa"/>
+            <w:tcW w:w="1776" w:type="dxa"/>
             <w:tcBorders>
               <w:top w:val="single" w:sz="4" w:space="0" w:color="D9DDE1"/>
               <w:left w:val="single" w:sz="4" w:space="0" w:color="D9DDE1"/>
@@ -1212,16 +1529,24 @@
           </w:tcPr>
           <w:p>
             <w:pPr>
-              <w:spacing w:after="0"/>
+              <w:spacing w:before="60" w:after="60"/>
+              <w:rPr>
+                <w:sz w:val="18"/>
+                <w:szCs w:val="18"/>
+              </w:rPr>
             </w:pPr>
             <w:r>
-              <w:t>2.55456</w:t>
+              <w:rPr>
+                <w:sz w:val="18"/>
+                <w:szCs w:val="18"/>
+              </w:rPr>
+              <w:t>2.59655</w:t>
             </w:r>
           </w:p>
         </w:tc>
         <w:tc>
           <w:tcPr>
-            <w:tcW w:w="2304" w:type="dxa"/>
+            <w:tcW w:w="2368" w:type="dxa"/>
             <w:tcBorders>
               <w:top w:val="single" w:sz="4" w:space="0" w:color="D9DDE1"/>
               <w:left w:val="single" w:sz="4" w:space="0" w:color="D9DDE1"/>
@@ -1237,16 +1562,24 @@
           </w:tcPr>
           <w:p>
             <w:pPr>
-              <w:spacing w:after="0"/>
+              <w:spacing w:before="60" w:after="60"/>
+              <w:rPr>
+                <w:sz w:val="18"/>
+                <w:szCs w:val="18"/>
+              </w:rPr>
             </w:pPr>
             <w:r>
-              <w:t>13,103.88</w:t>
+              <w:rPr>
+                <w:sz w:val="18"/>
+                <w:szCs w:val="18"/>
+              </w:rPr>
+              <w:t>12,975.28</w:t>
             </w:r>
           </w:p>
         </w:tc>
         <w:tc>
           <w:tcPr>
-            <w:tcW w:w="2160" w:type="dxa"/>
+            <w:tcW w:w="2220" w:type="dxa"/>
             <w:tcBorders>
               <w:top w:val="single" w:sz="4" w:space="0" w:color="D9DDE1"/>
               <w:left w:val="single" w:sz="4" w:space="0" w:color="D9DDE1"/>
@@ -1262,80 +1595,112 @@
           </w:tcPr>
           <w:p>
             <w:pPr>
-              <w:spacing w:after="0"/>
+              <w:spacing w:before="60" w:after="60"/>
+              <w:rPr>
+                <w:sz w:val="18"/>
+                <w:szCs w:val="18"/>
+              </w:rPr>
             </w:pPr>
             <w:r>
-              <w:t>0.01064</w:t>
+              <w:rPr>
+                <w:sz w:val="18"/>
+                <w:szCs w:val="18"/>
+              </w:rPr>
+              <w:t>0.009427</w:t>
             </w:r>
           </w:p>
         </w:tc>
       </w:tr>
     </w:tbl>
     <w:p>
+      <w:pPr>
+        <w:rPr>
+          <w:sz w:val="22"/>
+        </w:rPr>
+      </w:pPr>
       <w:r>
-        <w:t xml:space="preserve">The manual and matching built-in results agree to numerical precision. Reject H₀ at 0.05. The $16,893.50 gap is 16.6% of the hybrid </w:t>
-      </w:r>
-      <w:proofErr w:type="gramStart"/>
-      <w:r>
-        <w:t>mean</w:t>
-      </w:r>
-      <w:proofErr w:type="gramEnd"/>
-      <w:r>
-        <w:t>; practical importance depends on context and uncertainty.</w:t>
-      </w:r>
-    </w:p>
-    <w:p>
-      <w:r>
-        <w:t>Independence is assumed, not verified. Severe right skew can weaken normal approximations despite large groups. The variance ratio is 1.63 (median-centered Levene p = 0.01654), making equal population variances questionable. Welch’s unequal-variance test gives the same decision (Table 2). A p-value is the probability of a statistic at least this extreme under H₀ and the model—not the probability that H₀ is true.</w:t>
+        <w:rPr>
+          <w:sz w:val="22"/>
+        </w:rPr>
+        <w:t>Manual and built-in results agree and reject H₀ at 0.05. The $17,243.91 gap is 17.0% of the Hybrid mean, but this test cannot explain why it exists.</w:t>
       </w:r>
     </w:p>
     <w:p>
       <w:pPr>
-        <w:pStyle w:val="Heading2"/>
-        <w:pageBreakBefore/>
+        <w:rPr>
+          <w:sz w:val="22"/>
+        </w:rPr>
       </w:pPr>
+      <w:r>
+        <w:rPr>
+          <w:sz w:val="22"/>
+        </w:rPr>
+        <w:t xml:space="preserve">Independence is unverified, and skew may weaken normal approximations. The variance ratio is 1.64 (median-centered Levene p=0.01435). Welch’s test allows unequal variances </w:t>
+      </w:r>
+      <w:proofErr w:type="gramStart"/>
+      <w:r>
+        <w:rPr>
+          <w:sz w:val="22"/>
+        </w:rPr>
+        <w:t>and also</w:t>
+      </w:r>
+      <w:proofErr w:type="gramEnd"/>
+      <w:r>
+        <w:rPr>
+          <w:sz w:val="22"/>
+        </w:rPr>
+        <w:t xml:space="preserve"> rejects. A p-value is not the probability that H₀ is true.</w:t>
+      </w:r>
       <w:bookmarkStart w:id="4" w:name="_Toc242728302"/>
+    </w:p>
+    <w:p>
+      <w:pPr>
+        <w:rPr>
+          <w:b/>
+          <w:bCs/>
+          <w:sz w:val="22"/>
+        </w:rPr>
+      </w:pPr>
       <w:r>
-        <w:lastRenderedPageBreak/>
+        <w:rPr>
+          <w:b/>
+          <w:bCs/>
+          <w:sz w:val="22"/>
+        </w:rPr>
         <w:t>Q2(c): Bootstrap analysis</w:t>
       </w:r>
       <w:bookmarkEnd w:id="4"/>
     </w:p>
     <w:p>
+      <w:pPr>
+        <w:rPr>
+          <w:sz w:val="22"/>
+        </w:rPr>
+      </w:pPr>
       <w:r>
-        <w:t xml:space="preserve">Resample independently with replacement within each observed group, retaining </w:t>
-      </w:r>
-      <w:proofErr w:type="spellStart"/>
-      <w:r>
-        <w:t>nR</w:t>
-      </w:r>
-      <w:proofErr w:type="spellEnd"/>
-      <w:r>
-        <w:t xml:space="preserve"> = 6,934 and </w:t>
-      </w:r>
-      <w:proofErr w:type="spellStart"/>
-      <w:r>
-        <w:t>nH</w:t>
-      </w:r>
-      <w:proofErr w:type="spellEnd"/>
-      <w:r>
-        <w:t xml:space="preserve"> = 7,803 draws per replication. Use B = 10,000 and seed 16242026 with separate named NumPy random streams. These distributions describe uncertainty in estimated means, not dispersion of individual salaries. Bootstrap standard errors (SDs of simulated means) are $5,339.19 (Remote) and $3,919.82 (Hybrid); the difference SD is $6,608.75.</w:t>
+        <w:rPr>
+          <w:sz w:val="22"/>
+        </w:rPr>
+        <w:t>Bootstrapping offers a second view of uncertainty. Within each group, I resample with replacement, retaining 6,888 Remote and 7,776 Hybrid salaries per draw. With 10,000 replications, seed 16242026 and separate named NumPy streams, the mean SEs are $5,362.02 and $3,890.15; the difference SE is $6,605.63. These describe uncertainty in means, not dispersion between individual salaries.</w:t>
       </w:r>
     </w:p>
     <w:p>
       <w:pPr>
         <w:keepNext/>
-        <w:spacing w:after="20"/>
+        <w:rPr>
+          <w:sz w:val="22"/>
+        </w:rPr>
       </w:pPr>
       <w:r>
         <w:rPr>
           <w:noProof/>
+          <w:sz w:val="22"/>
         </w:rPr>
         <w:drawing>
-          <wp:inline distT="0" distB="0" distL="0" distR="0" wp14:anchorId="76F1B88F" wp14:editId="32423D9C">
+          <wp:inline distT="0" distB="0" distL="0" distR="0" wp14:anchorId="58DBF8E4" wp14:editId="09E81D1F">
             <wp:extent cx="5943600" cy="1737360"/>
             <wp:effectExtent l="0" t="0" r="0" b="0"/>
-            <wp:docPr id="4" name="Picture 4"/>
+            <wp:docPr id="8" name="Picture 8"/>
             <wp:cNvGraphicFramePr>
               <a:graphicFrameLocks xmlns:a="http://schemas.openxmlformats.org/drawingml/2006/main" noChangeAspect="1"/>
             </wp:cNvGraphicFramePr>
@@ -1343,11 +1708,11 @@
               <a:graphicData uri="http://schemas.openxmlformats.org/drawingml/2006/picture">
                 <pic:pic xmlns:pic="http://schemas.openxmlformats.org/drawingml/2006/picture">
                   <pic:nvPicPr>
-                    <pic:cNvPr id="0" name="revision_q2_boot.png"/>
+                    <pic:cNvPr id="0" name="q2.png"/>
                     <pic:cNvPicPr/>
                   </pic:nvPicPr>
                   <pic:blipFill>
-                    <a:blip r:embed="rId11"/>
+                    <a:blip r:embed="rId10"/>
                     <a:stretch>
                       <a:fillRect/>
                     </a:stretch>
@@ -1371,12 +1736,25 @@
     <w:p>
       <w:pPr>
         <w:pStyle w:val="Caption"/>
+        <w:rPr>
+          <w:sz w:val="22"/>
+          <w:szCs w:val="22"/>
+        </w:rPr>
       </w:pPr>
       <w:r>
-        <w:t>Figures 4–6. Bootstrap means, Remote − Hybrid differences, and standardized differences. All panels show probability density. Figure 5 marks zero; full simulated ranges are retained. The long salary tail remains visible.</w:t>
+        <w:rPr>
+          <w:sz w:val="22"/>
+          <w:szCs w:val="22"/>
+        </w:rPr>
+        <w:t>Figures 4–6 move from bootstrap means to Remote − Hybrid differences and standardized differences. Vertical axes show probability density; Figure 5 marks zero. All simulated ranges are retained.</w:t>
       </w:r>
     </w:p>
     <w:p>
+      <w:pPr>
+        <w:rPr>
+          <w:sz w:val="22"/>
+        </w:rPr>
+      </w:pPr>
       <m:oMathPara>
         <m:oMath>
           <m:sSup>
@@ -1384,6 +1762,7 @@
               <m:ctrlPr>
                 <w:rPr>
                   <w:rFonts w:ascii="Cambria Math" w:hAnsi="Cambria Math"/>
+                  <w:sz w:val="22"/>
                 </w:rPr>
               </m:ctrlPr>
             </m:sSupPr>
@@ -1391,6 +1770,7 @@
               <m:r>
                 <w:rPr>
                   <w:rFonts w:ascii="Cambria Math" w:hAnsi="Cambria Math"/>
+                  <w:sz w:val="22"/>
                 </w:rPr>
                 <m:t>Δ</m:t>
               </m:r>
@@ -1399,6 +1779,7 @@
               <m:r>
                 <w:rPr>
                   <w:rFonts w:ascii="Cambria Math" w:hAnsi="Cambria Math"/>
+                  <w:sz w:val="22"/>
                 </w:rPr>
                 <m:t>*</m:t>
               </m:r>
@@ -1407,6 +1788,7 @@
           <m:r>
             <w:rPr>
               <w:rFonts w:ascii="Cambria Math" w:hAnsi="Cambria Math"/>
+              <w:sz w:val="22"/>
             </w:rPr>
             <m:t xml:space="preserve"> = </m:t>
           </m:r>
@@ -1415,6 +1797,7 @@
               <m:ctrlPr>
                 <w:rPr>
                   <w:rFonts w:ascii="Cambria Math" w:hAnsi="Cambria Math"/>
+                  <w:sz w:val="22"/>
                 </w:rPr>
               </m:ctrlPr>
             </m:sSubSupPr>
@@ -1422,6 +1805,7 @@
               <m:r>
                 <w:rPr>
                   <w:rFonts w:ascii="Cambria Math" w:hAnsi="Cambria Math"/>
+                  <w:sz w:val="22"/>
                 </w:rPr>
                 <m:t>x̄</m:t>
               </m:r>
@@ -1430,6 +1814,7 @@
               <m:r>
                 <w:rPr>
                   <w:rFonts w:ascii="Cambria Math" w:hAnsi="Cambria Math"/>
+                  <w:sz w:val="22"/>
                 </w:rPr>
                 <m:t>R</m:t>
               </m:r>
@@ -1438,6 +1823,7 @@
               <m:r>
                 <w:rPr>
                   <w:rFonts w:ascii="Cambria Math" w:hAnsi="Cambria Math"/>
+                  <w:sz w:val="22"/>
                 </w:rPr>
                 <m:t>*</m:t>
               </m:r>
@@ -1446,6 +1832,7 @@
           <m:r>
             <w:rPr>
               <w:rFonts w:ascii="Cambria Math" w:hAnsi="Cambria Math"/>
+              <w:sz w:val="22"/>
             </w:rPr>
             <m:t xml:space="preserve"> - </m:t>
           </m:r>
@@ -1454,6 +1841,7 @@
               <m:ctrlPr>
                 <w:rPr>
                   <w:rFonts w:ascii="Cambria Math" w:hAnsi="Cambria Math"/>
+                  <w:sz w:val="22"/>
                 </w:rPr>
               </m:ctrlPr>
             </m:sSubSupPr>
@@ -1461,6 +1849,7 @@
               <m:r>
                 <w:rPr>
                   <w:rFonts w:ascii="Cambria Math" w:hAnsi="Cambria Math"/>
+                  <w:sz w:val="22"/>
                 </w:rPr>
                 <m:t>x̄</m:t>
               </m:r>
@@ -1469,6 +1858,7 @@
               <m:r>
                 <w:rPr>
                   <w:rFonts w:ascii="Cambria Math" w:hAnsi="Cambria Math"/>
+                  <w:sz w:val="22"/>
                 </w:rPr>
                 <m:t>H</m:t>
               </m:r>
@@ -1477,6 +1867,7 @@
               <m:r>
                 <w:rPr>
                   <w:rFonts w:ascii="Cambria Math" w:hAnsi="Cambria Math"/>
+                  <w:sz w:val="22"/>
                 </w:rPr>
                 <m:t>*</m:t>
               </m:r>
@@ -1485,6 +1876,7 @@
           <m:r>
             <w:rPr>
               <w:rFonts w:ascii="Cambria Math" w:hAnsi="Cambria Math"/>
+              <w:sz w:val="22"/>
             </w:rPr>
             <m:t>;   z = (</m:t>
           </m:r>
@@ -1493,6 +1885,7 @@
               <m:ctrlPr>
                 <w:rPr>
                   <w:rFonts w:ascii="Cambria Math" w:hAnsi="Cambria Math"/>
+                  <w:sz w:val="22"/>
                 </w:rPr>
               </m:ctrlPr>
             </m:sSupPr>
@@ -1500,6 +1893,7 @@
               <m:r>
                 <w:rPr>
                   <w:rFonts w:ascii="Cambria Math" w:hAnsi="Cambria Math"/>
+                  <w:sz w:val="22"/>
                 </w:rPr>
                 <m:t>Δ</m:t>
               </m:r>
@@ -1508,6 +1902,7 @@
               <m:r>
                 <w:rPr>
                   <w:rFonts w:ascii="Cambria Math" w:hAnsi="Cambria Math"/>
+                  <w:sz w:val="22"/>
                 </w:rPr>
                 <m:t>*</m:t>
               </m:r>
@@ -1516,6 +1911,7 @@
           <m:r>
             <w:rPr>
               <w:rFonts w:ascii="Cambria Math" w:hAnsi="Cambria Math"/>
+              <w:sz w:val="22"/>
             </w:rPr>
             <m:t xml:space="preserve"> - mean(</m:t>
           </m:r>
@@ -1524,6 +1920,7 @@
               <m:ctrlPr>
                 <w:rPr>
                   <w:rFonts w:ascii="Cambria Math" w:hAnsi="Cambria Math"/>
+                  <w:sz w:val="22"/>
                 </w:rPr>
               </m:ctrlPr>
             </m:sSupPr>
@@ -1531,6 +1928,7 @@
               <m:r>
                 <w:rPr>
                   <w:rFonts w:ascii="Cambria Math" w:hAnsi="Cambria Math"/>
+                  <w:sz w:val="22"/>
                 </w:rPr>
                 <m:t>Δ</m:t>
               </m:r>
@@ -1539,6 +1937,7 @@
               <m:r>
                 <w:rPr>
                   <w:rFonts w:ascii="Cambria Math" w:hAnsi="Cambria Math"/>
+                  <w:sz w:val="22"/>
                 </w:rPr>
                 <m:t>*</m:t>
               </m:r>
@@ -1547,6 +1946,7 @@
           <m:r>
             <w:rPr>
               <w:rFonts w:ascii="Cambria Math" w:hAnsi="Cambria Math"/>
+              <w:sz w:val="22"/>
             </w:rPr>
             <m:t>)) / SD(</m:t>
           </m:r>
@@ -1555,6 +1955,7 @@
               <m:ctrlPr>
                 <w:rPr>
                   <w:rFonts w:ascii="Cambria Math" w:hAnsi="Cambria Math"/>
+                  <w:sz w:val="22"/>
                 </w:rPr>
               </m:ctrlPr>
             </m:sSupPr>
@@ -1562,6 +1963,7 @@
               <m:r>
                 <w:rPr>
                   <w:rFonts w:ascii="Cambria Math" w:hAnsi="Cambria Math"/>
+                  <w:sz w:val="22"/>
                 </w:rPr>
                 <m:t>Δ</m:t>
               </m:r>
@@ -1570,6 +1972,7 @@
               <m:r>
                 <w:rPr>
                   <w:rFonts w:ascii="Cambria Math" w:hAnsi="Cambria Math"/>
+                  <w:sz w:val="22"/>
                 </w:rPr>
                 <m:t>*</m:t>
               </m:r>
@@ -1578,6 +1981,7 @@
           <m:r>
             <w:rPr>
               <w:rFonts w:ascii="Cambria Math" w:hAnsi="Cambria Math"/>
+              <w:sz w:val="22"/>
             </w:rPr>
             <m:t>)</m:t>
           </m:r>
@@ -1585,60 +1989,142 @@
       </m:oMathPara>
     </w:p>
     <w:p>
+      <w:pPr>
+        <w:rPr>
+          <w:sz w:val="22"/>
+        </w:rPr>
+      </w:pPr>
       <w:r>
-        <w:t>SD uses B − 1. Figure 6 is centered on the bootstrap mean and scaled to SD one; it is not a distribution generated under the null of equal population means. Centering a plot does not test H₀.</w:t>
+        <w:rPr>
+          <w:sz w:val="22"/>
+        </w:rPr>
+        <w:t xml:space="preserve">Figure 6 subtracts the </w:t>
+      </w:r>
+      <w:proofErr w:type="gramStart"/>
+      <w:r>
+        <w:rPr>
+          <w:sz w:val="22"/>
+        </w:rPr>
+        <w:t>bootstrap mean</w:t>
+      </w:r>
+      <w:proofErr w:type="gramEnd"/>
+      <w:r>
+        <w:rPr>
+          <w:sz w:val="22"/>
+        </w:rPr>
+        <w:t xml:space="preserve"> and divides by the sample SD, using B − 1. Its </w:t>
+      </w:r>
+      <w:proofErr w:type="gramStart"/>
+      <w:r>
+        <w:rPr>
+          <w:sz w:val="22"/>
+        </w:rPr>
+        <w:t>mean</w:t>
+      </w:r>
+      <w:proofErr w:type="gramEnd"/>
+      <w:r>
+        <w:rPr>
+          <w:sz w:val="22"/>
+        </w:rPr>
+        <w:t xml:space="preserve"> is therefore zero and its SD one. This standardization helps compare shapes but does not impose or test equal population means.</w:t>
       </w:r>
     </w:p>
     <w:p>
       <w:pPr>
         <w:pStyle w:val="Heading2"/>
+        <w:spacing w:before="0"/>
+        <w:rPr>
+          <w:sz w:val="22"/>
+          <w:szCs w:val="22"/>
+        </w:rPr>
       </w:pPr>
       <w:bookmarkStart w:id="5" w:name="_Toc242728303"/>
       <w:r>
+        <w:rPr>
+          <w:sz w:val="22"/>
+          <w:szCs w:val="22"/>
+        </w:rPr>
         <w:t>Q2(d): T-test using bootstrapped data</w:t>
       </w:r>
       <w:bookmarkEnd w:id="5"/>
     </w:p>
     <w:p>
+      <w:pPr>
+        <w:rPr>
+          <w:sz w:val="22"/>
+        </w:rPr>
+      </w:pPr>
       <w:r>
-        <w:t xml:space="preserve">The required pooled t-test receives the two arrays of 10,000 unshifted bootstrap means: t = 255.542, </w:t>
-      </w:r>
-      <w:proofErr w:type="spellStart"/>
-      <w:r>
-        <w:t>df</w:t>
-      </w:r>
-      <w:proofErr w:type="spellEnd"/>
-      <w:r>
-        <w:t xml:space="preserve"> = 19,998, p &lt; 10⁻³⁰⁰ (numerical underflow). It rejects at 0.05, as in Q2(b). However, these are simulations from the same respondents. Its nominal SE decreases as 1/√B, so increasing replications can make p misleadingly small without adding data. This is not independent population-level confirmation.</w:t>
-      </w:r>
-    </w:p>
-    <w:p>
-      <w:r>
-        <w:t xml:space="preserve">A separate null-centered bootstrap shifts each group to the combined mean while retaining its empirical shape and variance. Recalculate the pooled SE in each replication and compare |T₀*| = </w:t>
-      </w:r>
-      <w:proofErr w:type="gramStart"/>
-      <w:r>
-        <w:t>|(</w:t>
-      </w:r>
-      <w:proofErr w:type="gramEnd"/>
-      <w:r>
-        <w:t>Δ* − Δ̂)/SE*| with |2.59073|. With 69 extreme draws, p = (69 + 1)</w:t>
-      </w:r>
-      <w:proofErr w:type="gramStart"/>
-      <w:r>
-        <w:t>/(</w:t>
-      </w:r>
-      <w:proofErr w:type="gramEnd"/>
-      <w:r>
-        <w:t>10,000 + 1) = 0.006999. Reject H₀. This is approximate empirical calibration at the original sample sizes, not the t-test on simulated means; tail shape and Monte Carlo error explain differing p-values.</w:t>
+        <w:rPr>
+          <w:sz w:val="22"/>
+        </w:rPr>
+        <w:t>The required pooled t-test on two arrays of 10,000 unshifted bootstrap means gives t=258.685, df=19,998 and p below floating-point resolution. It rejects, but simulations reuse the same respondents. The nominal SE falls as 1/√B; more replications can reduce p without adding population evidence.</w:t>
       </w:r>
     </w:p>
     <w:p>
       <w:pPr>
+        <w:rPr>
+          <w:sz w:val="22"/>
+        </w:rPr>
+      </w:pPr>
+      <w:r>
+        <w:rPr>
+          <w:sz w:val="22"/>
+        </w:rPr>
+        <w:t>For a separate null test, each group is shifted to the combined mean, preserving shape and variance. Resamples retain original sizes and recalculate the pooled SE. Comparing |T₀*|=|(Δ*−Δ̂)/SE*| with |2.63508| yields 50 extreme draws: p</w:t>
+      </w:r>
+      <w:proofErr w:type="gramStart"/>
+      <w:r>
+        <w:rPr>
+          <w:sz w:val="22"/>
+        </w:rPr>
+        <w:t>=(</w:t>
+      </w:r>
+      <w:proofErr w:type="gramEnd"/>
+      <w:r>
+        <w:rPr>
+          <w:sz w:val="22"/>
+        </w:rPr>
+        <w:t xml:space="preserve">50+1)/10,001=0.005099. This rejects under an approximate null calibration; empirical </w:t>
+      </w:r>
+      <w:proofErr w:type="gramStart"/>
+      <w:r>
+        <w:rPr>
+          <w:sz w:val="22"/>
+        </w:rPr>
+        <w:t>tails</w:t>
+      </w:r>
+      <w:proofErr w:type="gramEnd"/>
+      <w:r>
+        <w:rPr>
+          <w:sz w:val="22"/>
+        </w:rPr>
+        <w:t xml:space="preserve"> and simulation error affect the result.</w:t>
+      </w:r>
+    </w:p>
+    <w:p>
+      <w:pPr>
+        <w:rPr>
+          <w:sz w:val="22"/>
+        </w:rPr>
+      </w:pPr>
+    </w:p>
+    <w:p>
+      <w:pPr>
         <w:pStyle w:val="Heading2"/>
+        <w:spacing w:before="0"/>
+        <w:rPr>
+          <w:sz w:val="22"/>
+          <w:szCs w:val="22"/>
+        </w:rPr>
       </w:pPr>
       <w:bookmarkStart w:id="6" w:name="_Toc242728304"/>
       <w:r>
+        <w:rPr>
+          <w:sz w:val="22"/>
+          <w:szCs w:val="22"/>
+        </w:rPr>
+        <w:lastRenderedPageBreak/>
         <w:t>Q2(e): Confidence intervals for the mean difference</w:t>
       </w:r>
       <w:bookmarkEnd w:id="6"/>
@@ -1646,8 +2132,16 @@
     <w:p>
       <w:pPr>
         <w:pStyle w:val="Caption"/>
+        <w:rPr>
+          <w:sz w:val="22"/>
+          <w:szCs w:val="22"/>
+        </w:rPr>
       </w:pPr>
       <w:r>
+        <w:rPr>
+          <w:sz w:val="22"/>
+          <w:szCs w:val="22"/>
+        </w:rPr>
         <w:t>Table 3. 95% intervals for Remote − Hybrid (USD).</w:t>
       </w:r>
     </w:p>
@@ -1687,11 +2181,17 @@
           </w:tcPr>
           <w:p>
             <w:pPr>
-              <w:spacing w:after="0"/>
+              <w:spacing w:before="60" w:after="60"/>
+              <w:rPr>
+                <w:sz w:val="18"/>
+                <w:szCs w:val="18"/>
+              </w:rPr>
             </w:pPr>
             <w:r>
               <w:rPr>
                 <w:b/>
+                <w:sz w:val="18"/>
+                <w:szCs w:val="18"/>
               </w:rPr>
               <w:t>Method</w:t>
             </w:r>
@@ -1716,11 +2216,17 @@
           </w:tcPr>
           <w:p>
             <w:pPr>
-              <w:spacing w:after="0"/>
+              <w:spacing w:before="60" w:after="60"/>
+              <w:rPr>
+                <w:sz w:val="18"/>
+                <w:szCs w:val="18"/>
+              </w:rPr>
             </w:pPr>
             <w:r>
               <w:rPr>
                 <w:b/>
+                <w:sz w:val="18"/>
+                <w:szCs w:val="18"/>
               </w:rPr>
               <w:t>Lower</w:t>
             </w:r>
@@ -1745,11 +2251,17 @@
           </w:tcPr>
           <w:p>
             <w:pPr>
-              <w:spacing w:after="0"/>
+              <w:spacing w:before="60" w:after="60"/>
+              <w:rPr>
+                <w:sz w:val="18"/>
+                <w:szCs w:val="18"/>
+              </w:rPr>
             </w:pPr>
             <w:r>
               <w:rPr>
                 <w:b/>
+                <w:sz w:val="18"/>
+                <w:szCs w:val="18"/>
               </w:rPr>
               <w:t>Upper</w:t>
             </w:r>
@@ -1774,11 +2286,17 @@
           </w:tcPr>
           <w:p>
             <w:pPr>
-              <w:spacing w:after="0"/>
+              <w:spacing w:before="60" w:after="60"/>
+              <w:rPr>
+                <w:sz w:val="18"/>
+                <w:szCs w:val="18"/>
+              </w:rPr>
             </w:pPr>
             <w:r>
               <w:rPr>
                 <w:b/>
+                <w:sz w:val="18"/>
+                <w:szCs w:val="18"/>
               </w:rPr>
               <w:t>Width</w:t>
             </w:r>
@@ -1807,9 +2325,17 @@
           </w:tcPr>
           <w:p>
             <w:pPr>
-              <w:spacing w:after="0"/>
+              <w:spacing w:before="60" w:after="60"/>
+              <w:rPr>
+                <w:sz w:val="18"/>
+                <w:szCs w:val="18"/>
+              </w:rPr>
             </w:pPr>
             <w:r>
+              <w:rPr>
+                <w:sz w:val="18"/>
+                <w:szCs w:val="18"/>
+              </w:rPr>
               <w:t>Pooled t</w:t>
             </w:r>
           </w:p>
@@ -1832,10 +2358,18 @@
           </w:tcPr>
           <w:p>
             <w:pPr>
-              <w:spacing w:after="0"/>
+              <w:spacing w:before="60" w:after="60"/>
+              <w:rPr>
+                <w:sz w:val="18"/>
+                <w:szCs w:val="18"/>
+              </w:rPr>
             </w:pPr>
             <w:r>
-              <w:t>4,112.00</w:t>
+              <w:rPr>
+                <w:sz w:val="18"/>
+                <w:szCs w:val="18"/>
+              </w:rPr>
+              <w:t>4,416.88</w:t>
             </w:r>
           </w:p>
         </w:tc>
@@ -1857,10 +2391,18 @@
           </w:tcPr>
           <w:p>
             <w:pPr>
-              <w:spacing w:after="0"/>
+              <w:spacing w:before="60" w:after="60"/>
+              <w:rPr>
+                <w:sz w:val="18"/>
+                <w:szCs w:val="18"/>
+              </w:rPr>
             </w:pPr>
             <w:r>
-              <w:t>29,675.01</w:t>
+              <w:rPr>
+                <w:sz w:val="18"/>
+                <w:szCs w:val="18"/>
+              </w:rPr>
+              <w:t>30,070.95</w:t>
             </w:r>
           </w:p>
         </w:tc>
@@ -1882,10 +2424,18 @@
           </w:tcPr>
           <w:p>
             <w:pPr>
-              <w:spacing w:after="0"/>
+              <w:spacing w:before="60" w:after="60"/>
+              <w:rPr>
+                <w:sz w:val="18"/>
+                <w:szCs w:val="18"/>
+              </w:rPr>
             </w:pPr>
             <w:r>
-              <w:t>25,563.01</w:t>
+              <w:rPr>
+                <w:sz w:val="18"/>
+                <w:szCs w:val="18"/>
+              </w:rPr>
+              <w:t>25,654.07</w:t>
             </w:r>
           </w:p>
         </w:tc>
@@ -1912,9 +2462,17 @@
           </w:tcPr>
           <w:p>
             <w:pPr>
-              <w:spacing w:after="0"/>
+              <w:spacing w:before="60" w:after="60"/>
+              <w:rPr>
+                <w:sz w:val="18"/>
+                <w:szCs w:val="18"/>
+              </w:rPr>
             </w:pPr>
             <w:r>
+              <w:rPr>
+                <w:sz w:val="18"/>
+                <w:szCs w:val="18"/>
+              </w:rPr>
               <w:t>Bootstrap percentile</w:t>
             </w:r>
           </w:p>
@@ -1937,10 +2495,18 @@
           </w:tcPr>
           <w:p>
             <w:pPr>
-              <w:spacing w:after="0"/>
+              <w:spacing w:before="60" w:after="60"/>
+              <w:rPr>
+                <w:sz w:val="18"/>
+                <w:szCs w:val="18"/>
+              </w:rPr>
             </w:pPr>
             <w:r>
-              <w:t>4,678.28</w:t>
+              <w:rPr>
+                <w:sz w:val="18"/>
+                <w:szCs w:val="18"/>
+              </w:rPr>
+              <w:t>5,247.87</w:t>
             </w:r>
           </w:p>
         </w:tc>
@@ -1962,10 +2528,18 @@
           </w:tcPr>
           <w:p>
             <w:pPr>
-              <w:spacing w:after="0"/>
+              <w:spacing w:before="60" w:after="60"/>
+              <w:rPr>
+                <w:sz w:val="18"/>
+                <w:szCs w:val="18"/>
+              </w:rPr>
             </w:pPr>
             <w:r>
-              <w:t>30,680.25</w:t>
+              <w:rPr>
+                <w:sz w:val="18"/>
+                <w:szCs w:val="18"/>
+              </w:rPr>
+              <w:t>31,125.76</w:t>
             </w:r>
           </w:p>
         </w:tc>
@@ -1987,93 +2561,187 @@
           </w:tcPr>
           <w:p>
             <w:pPr>
-              <w:spacing w:after="0"/>
+              <w:spacing w:before="60" w:after="60"/>
+              <w:rPr>
+                <w:sz w:val="18"/>
+                <w:szCs w:val="18"/>
+              </w:rPr>
             </w:pPr>
             <w:r>
-              <w:t>26,001.97</w:t>
+              <w:rPr>
+                <w:sz w:val="18"/>
+                <w:szCs w:val="18"/>
+              </w:rPr>
+              <w:t>25,877.88</w:t>
             </w:r>
           </w:p>
         </w:tc>
       </w:tr>
     </w:tbl>
     <w:p>
+      <w:pPr>
+        <w:rPr>
+          <w:sz w:val="22"/>
+        </w:rPr>
+      </w:pPr>
+      <w:proofErr w:type="gramStart"/>
       <w:r>
-        <w:t>The analytical interval is Δ̂ ± t</w:t>
+        <w:rPr>
+          <w:sz w:val="22"/>
+        </w:rPr>
+        <w:t>Both 95%</w:t>
+      </w:r>
+      <w:proofErr w:type="gramEnd"/>
+      <w:r>
+        <w:rPr>
+          <w:sz w:val="22"/>
+        </w:rPr>
+        <w:t xml:space="preserve"> intervals exclude zero, supporting a positive mean gap. The pooled interval is $17,243.91 ± $12,827.04, using </w:t>
       </w:r>
       <w:proofErr w:type="gramStart"/>
       <w:r>
-        <w:t>₀.₉</w:t>
+        <w:rPr>
+          <w:sz w:val="22"/>
+        </w:rPr>
+        <w:t>t(</w:t>
       </w:r>
       <w:proofErr w:type="gramEnd"/>
       <w:r>
-        <w:t>₇</w:t>
+        <w:rPr>
+          <w:sz w:val="22"/>
+        </w:rPr>
+        <w:t>0.975, 14,662). The bootstrap interval uses the 2.5th and 97.5th percentiles of unshifted differences; it is $223.81 wider and asymmetric. Under their assumptions, these procedures target 95% coverage across repeated samples, not a 95% probability for the fixed population gap. Percentile intervals and t-tests need not always agree.</w:t>
       </w:r>
-      <w:proofErr w:type="gramStart"/>
-      <w:r>
-        <w:t>₅,₁</w:t>
-      </w:r>
-      <w:proofErr w:type="gramEnd"/>
-      <w:r>
-        <w:t>₄₇₃₅SE = $16,893.50 ± $12,781.51. The percentile interval uses the 2.5th and 97.5th percentiles of unshifted Δ*. Both exclude zero; the bootstrap interval is $438.96 wider and asymmetric about the observed gap. Skewness and empirical versus pooled variance estimates explain differences. Under repeated sampling and the respective assumptions, these procedures aim for 95% coverage of the fixed population gap; this is not a 95% probability assigned to that fixed parameter. Percentile intervals and t-tests need not always agree.</w:t>
-      </w:r>
+      <w:bookmarkStart w:id="7" w:name="_Toc242728305"/>
     </w:p>
     <w:p>
       <w:pPr>
-        <w:pStyle w:val="Heading2"/>
-        <w:pageBreakBefore/>
+        <w:rPr>
+          <w:b/>
+          <w:bCs/>
+          <w:sz w:val="22"/>
+        </w:rPr>
       </w:pPr>
-      <w:bookmarkStart w:id="7" w:name="_Toc242728305"/>
       <w:r>
-        <w:lastRenderedPageBreak/>
+        <w:rPr>
+          <w:b/>
+          <w:bCs/>
+          <w:sz w:val="22"/>
+        </w:rPr>
         <w:t>Q2(f): Median comparison</w:t>
       </w:r>
       <w:bookmarkEnd w:id="7"/>
     </w:p>
     <w:p>
+      <w:pPr>
+        <w:rPr>
+          <w:sz w:val="22"/>
+        </w:rPr>
+      </w:pPr>
       <w:r>
-        <w:t>Remote median = $90,527.50; Hybrid = $77,730.00; difference = $12,797.50. Mood’s test classifies observations above versus at/below the pooled median of $81,912. The one Remote tie and zero Hybrid ties are assigned below; Yates correction is enabled. χ</w:t>
+        <w:rPr>
+          <w:sz w:val="22"/>
+        </w:rPr>
+        <w:t>Does the advantage persist for a typical salary? Remote and Hybrid medians are $90,491 and $77,730, a gap of $12,761. Mood’s test counts values above versus at/below the pooled median of $81,870; ties (11 Remote, 5 Hybrid) go below. With Yates correction, χ</w:t>
       </w:r>
       <w:proofErr w:type="gramStart"/>
       <w:r>
-        <w:t>²(</w:t>
+        <w:rPr>
+          <w:sz w:val="22"/>
+        </w:rPr>
+        <w:t>²(1)=</w:t>
       </w:r>
       <w:proofErr w:type="gramEnd"/>
       <w:r>
-        <w:t>1) = 109.2991, p = 1.396×10⁻²⁵: reject equal medians at 0.05 under the test assumptions.</w:t>
+        <w:rPr>
+          <w:sz w:val="22"/>
+        </w:rPr>
+        <w:t>109.1245, p=1.524e-25, rejecting equal medians at 0.05.</w:t>
       </w:r>
     </w:p>
     <w:p>
+      <w:pPr>
+        <w:rPr>
+          <w:sz w:val="22"/>
+        </w:rPr>
+      </w:pPr>
       <w:r>
-        <w:t>For the separate median bootstrap, independently resample each group at its original size 10,000 times. Shift each empirical group so its median equals the pooled median; equivalently, subtract the observed median difference from each bootstrap median difference. Count absolute null gaps at least $12,797.50: zero exceedances. The plus-one estimate is 1/10,001 = 0.000100, the simulation floor, not a precise tail probability (95% Monte Carlo upper bound 0.000369). Reject H₀ under this approximate equal-median shift model.</w:t>
+        <w:rPr>
+          <w:sz w:val="22"/>
+        </w:rPr>
+        <w:t xml:space="preserve">I </w:t>
+      </w:r>
+      <w:proofErr w:type="gramStart"/>
+      <w:r>
+        <w:rPr>
+          <w:sz w:val="22"/>
+        </w:rPr>
+        <w:t>bootstrap</w:t>
+      </w:r>
+      <w:proofErr w:type="gramEnd"/>
+      <w:r>
+        <w:rPr>
+          <w:sz w:val="22"/>
+        </w:rPr>
+        <w:t xml:space="preserve"> the median difference 10,000 times at original group sizes. Shifting each group to the pooled </w:t>
+      </w:r>
+      <w:proofErr w:type="gramStart"/>
+      <w:r>
+        <w:rPr>
+          <w:sz w:val="22"/>
+        </w:rPr>
+        <w:t>median</w:t>
+      </w:r>
+      <w:proofErr w:type="gramEnd"/>
+      <w:r>
+        <w:rPr>
+          <w:sz w:val="22"/>
+        </w:rPr>
+        <w:t xml:space="preserve"> is equivalent to subtracting the observed gap from each simulated gap. There are 0 extreme absolute null gaps; plus-one p=9.999e-05. The 95% Monte Carlo upper bound is 0.0003688. A </w:t>
+      </w:r>
+      <w:proofErr w:type="gramStart"/>
+      <w:r>
+        <w:rPr>
+          <w:sz w:val="22"/>
+        </w:rPr>
+        <w:t>zero exceedance</w:t>
+      </w:r>
+      <w:proofErr w:type="gramEnd"/>
+      <w:r>
+        <w:rPr>
+          <w:sz w:val="22"/>
+        </w:rPr>
+        <w:t xml:space="preserve"> count identifies the simulation floor, not a precise population tail probability.</w:t>
       </w:r>
     </w:p>
     <w:p>
+      <w:pPr>
+        <w:rPr>
+          <w:sz w:val="22"/>
+        </w:rPr>
+      </w:pPr>
       <w:r>
-        <w:t xml:space="preserve">Mood uses threshold counts and a chi-square approximation; the bootstrap uses dollar-valued median gaps and empirical distributions. Their p-values need not </w:t>
-      </w:r>
-      <w:proofErr w:type="gramStart"/>
-      <w:r>
-        <w:t>agree</w:t>
-      </w:r>
-      <w:proofErr w:type="gramEnd"/>
-      <w:r>
-        <w:t xml:space="preserve">. Both find a higher remote median here. Medians </w:t>
-      </w:r>
-      <w:proofErr w:type="spellStart"/>
-      <w:r>
-        <w:t>downweight</w:t>
-      </w:r>
-      <w:proofErr w:type="spellEnd"/>
-      <w:r>
-        <w:t xml:space="preserve"> salary extremes, so median and mean conclusions can differ in heavy-tailed data.</w:t>
+        <w:rPr>
+          <w:sz w:val="22"/>
+        </w:rPr>
+        <w:t>The two methods agree on the direction of the result despite measuring evidence differently. Mood’s test uses threshold counts and a chi-square approximation; the bootstrap uses dollar-valued gaps and empirical distributions. Because medians are less sensitive to extremes, this agreement shows that the remote advantage is also present at the center of these samples.</w:t>
       </w:r>
     </w:p>
     <w:p>
       <w:pPr>
         <w:pStyle w:val="Heading1"/>
+        <w:spacing w:before="0"/>
+        <w:rPr>
+          <w:sz w:val="22"/>
+          <w:szCs w:val="22"/>
+        </w:rPr>
       </w:pPr>
       <w:bookmarkStart w:id="8" w:name="_Toc242728306"/>
       <w:r>
+        <w:rPr>
+          <w:sz w:val="22"/>
+          <w:szCs w:val="22"/>
+        </w:rPr>
         <w:t>Q3 Education and salary</w:t>
       </w:r>
       <w:bookmarkEnd w:id="8"/>
@@ -2081,47 +2749,48 @@
     <w:p>
       <w:pPr>
         <w:pStyle w:val="Heading2"/>
+        <w:spacing w:before="0"/>
+        <w:rPr>
+          <w:sz w:val="22"/>
+          <w:szCs w:val="22"/>
+        </w:rPr>
       </w:pPr>
       <w:bookmarkStart w:id="9" w:name="_Toc242728307"/>
       <w:r>
+        <w:rPr>
+          <w:sz w:val="22"/>
+          <w:szCs w:val="22"/>
+        </w:rPr>
         <w:t>Q3(a): Population and descriptive statistics</w:t>
       </w:r>
       <w:bookmarkEnd w:id="9"/>
     </w:p>
     <w:p>
+      <w:pPr>
+        <w:rPr>
+          <w:sz w:val="22"/>
+        </w:rPr>
+      </w:pPr>
       <w:r>
-        <w:t xml:space="preserve">First restrict Country to “United States of America” or “Canada” (5,468 rows); then select exact </w:t>
-      </w:r>
-      <w:proofErr w:type="spellStart"/>
-      <w:r>
-        <w:t>EdLevel</w:t>
-      </w:r>
-      <w:proofErr w:type="spellEnd"/>
-      <w:r>
-        <w:t xml:space="preserve"> labels “</w:t>
-      </w:r>
-      <w:proofErr w:type="gramStart"/>
-      <w:r>
-        <w:t>Bachelor’s</w:t>
-      </w:r>
-      <w:proofErr w:type="gramEnd"/>
-      <w:r>
-        <w:t xml:space="preserve"> degree”, “</w:t>
-      </w:r>
-      <w:proofErr w:type="gramStart"/>
-      <w:r>
-        <w:t>Master’s</w:t>
-      </w:r>
-      <w:proofErr w:type="gramEnd"/>
-      <w:r>
-        <w:t xml:space="preserve"> degree”, and “Professional degree” (4,363 rows). B, M and P below abbreviate those supplied categories; no unprovided composition is inferred for Professional. Other countries and degrees are outside scope. No salaries are removed from the primary Q3 analysis.</w:t>
+        <w:rPr>
+          <w:sz w:val="22"/>
+        </w:rPr>
+        <w:t>Education provides a second perspective. The selected sample contains 5,413 US/Canada respondents; exact Bachelor’s, Master’s and Professional degree labels retain 4,316. B, M and P denote these groups below. Professional is used as supplied, without inferring its qualifications. All salaries in these eligible groups remain.</w:t>
       </w:r>
     </w:p>
     <w:p>
       <w:pPr>
         <w:pStyle w:val="Caption"/>
+        <w:rPr>
+          <w:sz w:val="22"/>
+          <w:szCs w:val="22"/>
+        </w:rPr>
       </w:pPr>
       <w:r>
+        <w:rPr>
+          <w:sz w:val="22"/>
+          <w:szCs w:val="22"/>
+        </w:rPr>
         <w:t>Table 4. US/Canada salaries by degree (USD).</w:t>
       </w:r>
     </w:p>
@@ -2162,11 +2831,17 @@
           </w:tcPr>
           <w:p>
             <w:pPr>
-              <w:spacing w:after="0"/>
+              <w:spacing w:before="60" w:after="60"/>
+              <w:rPr>
+                <w:sz w:val="18"/>
+                <w:szCs w:val="18"/>
+              </w:rPr>
             </w:pPr>
             <w:r>
               <w:rPr>
                 <w:b/>
+                <w:sz w:val="18"/>
+                <w:szCs w:val="18"/>
               </w:rPr>
               <w:t>Degree</w:t>
             </w:r>
@@ -2191,11 +2866,17 @@
           </w:tcPr>
           <w:p>
             <w:pPr>
-              <w:spacing w:after="0"/>
+              <w:spacing w:before="60" w:after="60"/>
+              <w:rPr>
+                <w:sz w:val="18"/>
+                <w:szCs w:val="18"/>
+              </w:rPr>
             </w:pPr>
             <w:r>
               <w:rPr>
                 <w:b/>
+                <w:sz w:val="18"/>
+                <w:szCs w:val="18"/>
               </w:rPr>
               <w:t>n</w:t>
             </w:r>
@@ -2220,11 +2901,17 @@
           </w:tcPr>
           <w:p>
             <w:pPr>
-              <w:spacing w:after="0"/>
+              <w:spacing w:before="60" w:after="60"/>
+              <w:rPr>
+                <w:sz w:val="18"/>
+                <w:szCs w:val="18"/>
+              </w:rPr>
             </w:pPr>
             <w:r>
               <w:rPr>
                 <w:b/>
+                <w:sz w:val="18"/>
+                <w:szCs w:val="18"/>
               </w:rPr>
               <w:t>Mean</w:t>
             </w:r>
@@ -2249,11 +2936,17 @@
           </w:tcPr>
           <w:p>
             <w:pPr>
-              <w:spacing w:after="0"/>
+              <w:spacing w:before="60" w:after="60"/>
+              <w:rPr>
+                <w:sz w:val="18"/>
+                <w:szCs w:val="18"/>
+              </w:rPr>
             </w:pPr>
             <w:r>
               <w:rPr>
                 <w:b/>
+                <w:sz w:val="18"/>
+                <w:szCs w:val="18"/>
               </w:rPr>
               <w:t>Median</w:t>
             </w:r>
@@ -2278,11 +2971,17 @@
           </w:tcPr>
           <w:p>
             <w:pPr>
-              <w:spacing w:after="0"/>
+              <w:spacing w:before="60" w:after="60"/>
+              <w:rPr>
+                <w:sz w:val="18"/>
+                <w:szCs w:val="18"/>
+              </w:rPr>
             </w:pPr>
             <w:r>
               <w:rPr>
                 <w:b/>
+                <w:sz w:val="18"/>
+                <w:szCs w:val="18"/>
               </w:rPr>
               <w:t>SD</w:t>
             </w:r>
@@ -2311,9 +3010,17 @@
           </w:tcPr>
           <w:p>
             <w:pPr>
-              <w:spacing w:after="0"/>
+              <w:spacing w:before="60" w:after="60"/>
+              <w:rPr>
+                <w:sz w:val="18"/>
+                <w:szCs w:val="18"/>
+              </w:rPr>
             </w:pPr>
             <w:r>
+              <w:rPr>
+                <w:sz w:val="18"/>
+                <w:szCs w:val="18"/>
+              </w:rPr>
               <w:t>B</w:t>
             </w:r>
           </w:p>
@@ -2336,10 +3043,18 @@
           </w:tcPr>
           <w:p>
             <w:pPr>
-              <w:spacing w:after="0"/>
+              <w:spacing w:before="60" w:after="60"/>
+              <w:rPr>
+                <w:sz w:val="18"/>
+                <w:szCs w:val="18"/>
+              </w:rPr>
             </w:pPr>
             <w:r>
-              <w:t>2,978</w:t>
+              <w:rPr>
+                <w:sz w:val="18"/>
+                <w:szCs w:val="18"/>
+              </w:rPr>
+              <w:t>2,954</w:t>
             </w:r>
           </w:p>
         </w:tc>
@@ -2361,10 +3076,18 @@
           </w:tcPr>
           <w:p>
             <w:pPr>
-              <w:spacing w:after="0"/>
+              <w:spacing w:before="60" w:after="60"/>
+              <w:rPr>
+                <w:sz w:val="18"/>
+                <w:szCs w:val="18"/>
+              </w:rPr>
             </w:pPr>
             <w:r>
-              <w:t>160,987.60</w:t>
+              <w:rPr>
+                <w:sz w:val="18"/>
+                <w:szCs w:val="18"/>
+              </w:rPr>
+              <w:t>161,010.57</w:t>
             </w:r>
           </w:p>
         </w:tc>
@@ -2386,10 +3109,18 @@
           </w:tcPr>
           <w:p>
             <w:pPr>
-              <w:spacing w:after="0"/>
+              <w:spacing w:before="60" w:after="60"/>
+              <w:rPr>
+                <w:sz w:val="18"/>
+                <w:szCs w:val="18"/>
+              </w:rPr>
             </w:pPr>
             <w:r>
-              <w:t>140,000</w:t>
+              <w:rPr>
+                <w:sz w:val="18"/>
+                <w:szCs w:val="18"/>
+              </w:rPr>
+              <w:t>140,000.00</w:t>
             </w:r>
           </w:p>
         </w:tc>
@@ -2411,10 +3142,18 @@
           </w:tcPr>
           <w:p>
             <w:pPr>
-              <w:spacing w:after="0"/>
+              <w:spacing w:before="60" w:after="60"/>
+              <w:rPr>
+                <w:sz w:val="18"/>
+                <w:szCs w:val="18"/>
+              </w:rPr>
             </w:pPr>
             <w:r>
-              <w:t>113,742.42</w:t>
+              <w:rPr>
+                <w:sz w:val="18"/>
+                <w:szCs w:val="18"/>
+              </w:rPr>
+              <w:t>114,048.10</w:t>
             </w:r>
           </w:p>
         </w:tc>
@@ -2441,9 +3180,17 @@
           </w:tcPr>
           <w:p>
             <w:pPr>
-              <w:spacing w:after="0"/>
+              <w:spacing w:before="60" w:after="60"/>
+              <w:rPr>
+                <w:sz w:val="18"/>
+                <w:szCs w:val="18"/>
+              </w:rPr>
             </w:pPr>
             <w:r>
+              <w:rPr>
+                <w:sz w:val="18"/>
+                <w:szCs w:val="18"/>
+              </w:rPr>
               <w:t>M</w:t>
             </w:r>
           </w:p>
@@ -2466,10 +3213,18 @@
           </w:tcPr>
           <w:p>
             <w:pPr>
-              <w:spacing w:after="0"/>
+              <w:spacing w:before="60" w:after="60"/>
+              <w:rPr>
+                <w:sz w:val="18"/>
+                <w:szCs w:val="18"/>
+              </w:rPr>
             </w:pPr>
             <w:r>
-              <w:t>1,084</w:t>
+              <w:rPr>
+                <w:sz w:val="18"/>
+                <w:szCs w:val="18"/>
+              </w:rPr>
+              <w:t>1,067</w:t>
             </w:r>
           </w:p>
         </w:tc>
@@ -2491,10 +3246,18 @@
           </w:tcPr>
           <w:p>
             <w:pPr>
-              <w:spacing w:after="0"/>
+              <w:spacing w:before="60" w:after="60"/>
+              <w:rPr>
+                <w:sz w:val="18"/>
+                <w:szCs w:val="18"/>
+              </w:rPr>
             </w:pPr>
             <w:r>
-              <w:t>182,220.48</w:t>
+              <w:rPr>
+                <w:sz w:val="18"/>
+                <w:szCs w:val="18"/>
+              </w:rPr>
+              <w:t>183,133.08</w:t>
             </w:r>
           </w:p>
         </w:tc>
@@ -2516,10 +3279,18 @@
           </w:tcPr>
           <w:p>
             <w:pPr>
-              <w:spacing w:after="0"/>
+              <w:spacing w:before="60" w:after="60"/>
+              <w:rPr>
+                <w:sz w:val="18"/>
+                <w:szCs w:val="18"/>
+              </w:rPr>
             </w:pPr>
             <w:r>
-              <w:t>157,000</w:t>
+              <w:rPr>
+                <w:sz w:val="18"/>
+                <w:szCs w:val="18"/>
+              </w:rPr>
+              <w:t>160,000.00</w:t>
             </w:r>
           </w:p>
         </w:tc>
@@ -2541,10 +3312,18 @@
           </w:tcPr>
           <w:p>
             <w:pPr>
-              <w:spacing w:after="0"/>
+              <w:spacing w:before="60" w:after="60"/>
+              <w:rPr>
+                <w:sz w:val="18"/>
+                <w:szCs w:val="18"/>
+              </w:rPr>
             </w:pPr>
             <w:r>
-              <w:t>161,910.83</w:t>
+              <w:rPr>
+                <w:sz w:val="18"/>
+                <w:szCs w:val="18"/>
+              </w:rPr>
+              <w:t>162,860.32</w:t>
             </w:r>
           </w:p>
         </w:tc>
@@ -2552,6 +3331,7 @@
       <w:tr>
         <w:trPr>
           <w:cantSplit/>
+          <w:trHeight w:val="154"/>
         </w:trPr>
         <w:tc>
           <w:tcPr>
@@ -2571,9 +3351,17 @@
           </w:tcPr>
           <w:p>
             <w:pPr>
-              <w:spacing w:after="0"/>
+              <w:spacing w:before="60" w:after="60"/>
+              <w:rPr>
+                <w:sz w:val="18"/>
+                <w:szCs w:val="18"/>
+              </w:rPr>
             </w:pPr>
             <w:r>
+              <w:rPr>
+                <w:sz w:val="18"/>
+                <w:szCs w:val="18"/>
+              </w:rPr>
               <w:t>P</w:t>
             </w:r>
           </w:p>
@@ -2596,10 +3384,18 @@
           </w:tcPr>
           <w:p>
             <w:pPr>
-              <w:spacing w:after="0"/>
+              <w:spacing w:before="60" w:after="60"/>
+              <w:rPr>
+                <w:sz w:val="18"/>
+                <w:szCs w:val="18"/>
+              </w:rPr>
             </w:pPr>
             <w:r>
-              <w:t>301</w:t>
+              <w:rPr>
+                <w:sz w:val="18"/>
+                <w:szCs w:val="18"/>
+              </w:rPr>
+              <w:t>295</w:t>
             </w:r>
           </w:p>
         </w:tc>
@@ -2621,10 +3417,18 @@
           </w:tcPr>
           <w:p>
             <w:pPr>
-              <w:spacing w:after="0"/>
+              <w:spacing w:before="60" w:after="60"/>
+              <w:rPr>
+                <w:sz w:val="18"/>
+                <w:szCs w:val="18"/>
+              </w:rPr>
             </w:pPr>
             <w:r>
-              <w:t>197,700.96</w:t>
+              <w:rPr>
+                <w:sz w:val="18"/>
+                <w:szCs w:val="18"/>
+              </w:rPr>
+              <w:t>199,595.75</w:t>
             </w:r>
           </w:p>
         </w:tc>
@@ -2646,10 +3450,18 @@
           </w:tcPr>
           <w:p>
             <w:pPr>
-              <w:spacing w:after="0"/>
+              <w:spacing w:before="60" w:after="60"/>
+              <w:rPr>
+                <w:sz w:val="18"/>
+                <w:szCs w:val="18"/>
+              </w:rPr>
             </w:pPr>
             <w:r>
-              <w:t>160,000</w:t>
+              <w:rPr>
+                <w:sz w:val="18"/>
+                <w:szCs w:val="18"/>
+              </w:rPr>
+              <w:t>160,000.00</w:t>
             </w:r>
           </w:p>
         </w:tc>
@@ -2671,106 +3483,188 @@
           </w:tcPr>
           <w:p>
             <w:pPr>
-              <w:spacing w:after="0"/>
+              <w:spacing w:before="60" w:after="60"/>
+              <w:rPr>
+                <w:sz w:val="18"/>
+                <w:szCs w:val="18"/>
+              </w:rPr>
             </w:pPr>
             <w:r>
-              <w:t>194,866.38</w:t>
+              <w:rPr>
+                <w:sz w:val="18"/>
+                <w:szCs w:val="18"/>
+              </w:rPr>
+              <w:t>196,280.64</w:t>
             </w:r>
           </w:p>
         </w:tc>
       </w:tr>
     </w:tbl>
     <w:p>
+      <w:pPr>
+        <w:rPr>
+          <w:sz w:val="22"/>
+        </w:rPr>
+      </w:pPr>
       <w:r>
-        <w:t>Q1–Q3 ranges are $100,000–190,000 (B), $110,750–215,000 (M), and $108,000–217,000 (P); maxima are $1.95m, $3.90m and $2.346m. Retain extremes for the same reason as Q2(a). Separate 1.5×IQR filtering flags 151/54/21, leaving 2,827/1,030/280 and means $142,387/$160,073/$159,507. The M–P ordering reverses, showing tail sensitivity; ordinary ANOVA remains significant (p = 1.365×10⁻¹⁴).</w:t>
+        <w:rPr>
+          <w:sz w:val="22"/>
+        </w:rPr>
+        <w:t xml:space="preserve">The degree means rise from B to P, but are they driven by the upper tail? A separate 1.5×IQR sensitivity check flags 151/54/21 salaries, leaving 2,803/1,013/274. Means fall to $142,251.76/$160,662.59/$160,710.76: the P–M gap narrows to just $48.17. Restricted ANOVA remains significant (p=9.382e-16). </w:t>
+      </w:r>
+      <w:proofErr w:type="gramStart"/>
+      <w:r>
+        <w:rPr>
+          <w:sz w:val="22"/>
+        </w:rPr>
+        <w:t>Thus</w:t>
+      </w:r>
+      <w:proofErr w:type="gramEnd"/>
+      <w:r>
+        <w:rPr>
+          <w:sz w:val="22"/>
+        </w:rPr>
+        <w:t xml:space="preserve"> the broad pattern survives, while the apparent separation of the two higher degree means is sensitive to extreme salaries.</w:t>
       </w:r>
     </w:p>
     <w:p>
       <w:pPr>
         <w:pStyle w:val="Heading2"/>
+        <w:spacing w:before="0"/>
+        <w:rPr>
+          <w:sz w:val="22"/>
+          <w:szCs w:val="22"/>
+        </w:rPr>
       </w:pPr>
       <w:bookmarkStart w:id="10" w:name="_Toc242728308"/>
       <w:r>
+        <w:rPr>
+          <w:sz w:val="22"/>
+          <w:szCs w:val="22"/>
+        </w:rPr>
+        <w:lastRenderedPageBreak/>
         <w:t>Q3(b): Original-data ANOVA</w:t>
       </w:r>
       <w:bookmarkEnd w:id="10"/>
     </w:p>
     <w:p>
+      <w:pPr>
+        <w:rPr>
+          <w:sz w:val="22"/>
+        </w:rPr>
+      </w:pPr>
       <w:r>
-        <w:t xml:space="preserve">H₀: </w:t>
-      </w:r>
-      <w:proofErr w:type="spellStart"/>
-      <w:r>
-        <w:t>μB</w:t>
-      </w:r>
-      <w:proofErr w:type="spellEnd"/>
-      <w:r>
-        <w:t xml:space="preserve"> = </w:t>
-      </w:r>
-      <w:proofErr w:type="spellStart"/>
-      <w:r>
-        <w:t>μM</w:t>
-      </w:r>
-      <w:proofErr w:type="spellEnd"/>
-      <w:r>
-        <w:t xml:space="preserve"> = </w:t>
-      </w:r>
-      <w:proofErr w:type="spellStart"/>
-      <w:r>
-        <w:t>μP</w:t>
-      </w:r>
-      <w:proofErr w:type="spellEnd"/>
-      <w:r>
-        <w:t xml:space="preserve">; H₁: at least one mean differs. Ordinary ANOVA gives </w:t>
+        <w:rPr>
+          <w:sz w:val="22"/>
+        </w:rPr>
+        <w:t xml:space="preserve">To test the overall pattern, H₀: μB=μM=μP is compared with the alternative that at least one mean differs. ANOVA gives </w:t>
       </w:r>
       <w:proofErr w:type="gramStart"/>
       <w:r>
+        <w:rPr>
+          <w:sz w:val="22"/>
+        </w:rPr>
         <w:t>F(</w:t>
       </w:r>
       <w:proofErr w:type="gramEnd"/>
       <w:r>
-        <w:t xml:space="preserve">2, 4,360) = 17.4966, p = 2.702×10⁻⁸: reject H₀ at 0.05. This does not establish that every pair differs. Independence, equal variances and normal errors support the exact F reference. Here skew, unequal sizes and variance ratio 2.94 (Levene p = 1.987×10⁻⁵) warrant caution. Supplementary Welch ANOVA gives </w:t>
+        <w:rPr>
+          <w:sz w:val="22"/>
+        </w:rPr>
+        <w:t xml:space="preserve">2, </w:t>
       </w:r>
       <w:proofErr w:type="gramStart"/>
       <w:r>
+        <w:rPr>
+          <w:sz w:val="22"/>
+        </w:rPr>
+        <w:t>4,313)=</w:t>
+      </w:r>
+      <w:proofErr w:type="gramEnd"/>
+      <w:r>
+        <w:rPr>
+          <w:sz w:val="22"/>
+        </w:rPr>
+        <w:t xml:space="preserve">18.7362, p=7.909e-09. The exact reference assumes independence, normal errors and equal variances. A variance ratio of 2.96 and Levene p=1.626e-05 warrant caution; Welch ANOVA also rejects, </w:t>
+      </w:r>
+      <w:proofErr w:type="gramStart"/>
+      <w:r>
+        <w:rPr>
+          <w:sz w:val="22"/>
+        </w:rPr>
         <w:t>F(</w:t>
       </w:r>
       <w:proofErr w:type="gramEnd"/>
       <w:r>
-        <w:t>2, 696.68) = 12.2065, p = 6.160×10⁻⁶, also rejecting H₀.</w:t>
+        <w:rPr>
+          <w:sz w:val="22"/>
+        </w:rPr>
+        <w:t xml:space="preserve">2, </w:t>
       </w:r>
+      <w:proofErr w:type="gramStart"/>
+      <w:r>
+        <w:rPr>
+          <w:sz w:val="22"/>
+        </w:rPr>
+        <w:t>682.27)=</w:t>
+      </w:r>
+      <w:proofErr w:type="gramEnd"/>
+      <w:r>
+        <w:rPr>
+          <w:sz w:val="22"/>
+        </w:rPr>
+        <w:t>12.9764, p=2.944e-06. Neither omnibus result identifies significant pairs.</w:t>
+      </w:r>
+      <w:bookmarkStart w:id="11" w:name="_Toc242728309"/>
     </w:p>
     <w:p>
       <w:pPr>
-        <w:pStyle w:val="Heading2"/>
-        <w:pageBreakBefore/>
+        <w:rPr>
+          <w:b/>
+          <w:bCs/>
+          <w:sz w:val="22"/>
+        </w:rPr>
       </w:pPr>
-      <w:bookmarkStart w:id="11" w:name="_Toc242728309"/>
       <w:r>
-        <w:lastRenderedPageBreak/>
+        <w:rPr>
+          <w:b/>
+          <w:bCs/>
+          <w:sz w:val="22"/>
+        </w:rPr>
         <w:t>Q3(c): Bootstrap means and pairwise differences</w:t>
       </w:r>
       <w:bookmarkEnd w:id="11"/>
     </w:p>
     <w:p>
+      <w:pPr>
+        <w:rPr>
+          <w:sz w:val="22"/>
+        </w:rPr>
+      </w:pPr>
       <w:r>
-        <w:t>Use 10,000 independent within-degree resamples of sizes 2,978 (B), 1,084 (M) and 301 (P), with separate streams from seed 16242026. Bootstrap standard errors (SDs of simulated means) are $2,113.64/$4,880.18/$11,188.00. Reuse group draws for the three contrasts, preserving their dependence. Observed B − M, B − P and M − P gaps are −$21,232.87, −$36,713.36 and −$15,480.48.</w:t>
+        <w:rPr>
+          <w:sz w:val="22"/>
+        </w:rPr>
+        <w:t>The bootstrap reveals why the degree means have unequal precision. Across 10,000 resamples of sizes 2,954/1,067/295 (B/M/P), mean SEs are $2,100.56/$5,000.74/$11,546.91. The smaller Professional group is much less precise. Separate streams use seed 16242026; shared group draws preserve dependence between contrasts. Observed B−M, B−P and M−P gaps are −$22,122.51, −$38,585.18 and −$16,462.67.</w:t>
       </w:r>
     </w:p>
     <w:p>
       <w:pPr>
         <w:keepNext/>
-        <w:spacing w:after="20"/>
+        <w:rPr>
+          <w:sz w:val="22"/>
+        </w:rPr>
       </w:pPr>
       <w:r>
         <w:rPr>
           <w:noProof/>
+          <w:sz w:val="22"/>
         </w:rPr>
         <w:drawing>
-          <wp:inline distT="0" distB="0" distL="0" distR="0" wp14:anchorId="324266A9" wp14:editId="386924D5">
-            <wp:extent cx="5943600" cy="1737360"/>
-            <wp:effectExtent l="0" t="0" r="0" b="0"/>
-            <wp:docPr id="5" name="Picture 5"/>
+          <wp:inline distT="0" distB="0" distL="0" distR="0" wp14:anchorId="28B1DD05" wp14:editId="13B15783">
+            <wp:extent cx="5937250" cy="1805651"/>
+            <wp:effectExtent l="0" t="0" r="6350" b="4445"/>
+            <wp:docPr id="9" name="Picture 9"/>
             <wp:cNvGraphicFramePr>
               <a:graphicFrameLocks xmlns:a="http://schemas.openxmlformats.org/drawingml/2006/main" noChangeAspect="1"/>
             </wp:cNvGraphicFramePr>
@@ -2778,11 +3672,11 @@
               <a:graphicData uri="http://schemas.openxmlformats.org/drawingml/2006/picture">
                 <pic:pic xmlns:pic="http://schemas.openxmlformats.org/drawingml/2006/picture">
                   <pic:nvPicPr>
-                    <pic:cNvPr id="0" name="revision_q3_boot.png"/>
+                    <pic:cNvPr id="0" name="q3.png"/>
                     <pic:cNvPicPr/>
                   </pic:nvPicPr>
                   <pic:blipFill>
-                    <a:blip r:embed="rId12"/>
+                    <a:blip r:embed="rId11"/>
                     <a:stretch>
                       <a:fillRect/>
                     </a:stretch>
@@ -2790,7 +3684,7 @@
                   <pic:spPr>
                     <a:xfrm>
                       <a:off x="0" y="0"/>
-                      <a:ext cx="5943600" cy="1737360"/>
+                      <a:ext cx="5949899" cy="1809498"/>
                     </a:xfrm>
                     <a:prstGeom prst="rect">
                       <a:avLst/>
@@ -2806,132 +3700,169 @@
     <w:p>
       <w:pPr>
         <w:pStyle w:val="Caption"/>
+        <w:rPr>
+          <w:sz w:val="22"/>
+          <w:szCs w:val="22"/>
+        </w:rPr>
       </w:pPr>
       <w:r>
-        <w:t xml:space="preserve">Figures 7–9. Degree </w:t>
-      </w:r>
-      <w:proofErr w:type="gramStart"/>
-      <w:r>
-        <w:t>means,</w:t>
-      </w:r>
-      <w:proofErr w:type="gramEnd"/>
-      <w:r>
-        <w:t xml:space="preserve"> directed pairwise gaps, and standardized gaps; all vertical axes show probability density. Each contrast uses its own bootstrap mean and SD, as in Q2(c). Centered distributions are not null distributions or post-hoc tests.</w:t>
+        <w:rPr>
+          <w:sz w:val="22"/>
+          <w:szCs w:val="22"/>
+        </w:rPr>
+        <w:t>Figures 7–9 show degree means, pairwise differences and standardized differences as probability densities. Each contrast is centered and scaled using its own bootstrap mean and SD. These plots describe uncertainty; they are neither null distributions nor formal post-hoc tests.</w:t>
       </w:r>
     </w:p>
     <w:p>
       <w:pPr>
         <w:pStyle w:val="Heading2"/>
+        <w:spacing w:before="0"/>
+        <w:rPr>
+          <w:sz w:val="22"/>
+          <w:szCs w:val="22"/>
+        </w:rPr>
       </w:pPr>
       <w:bookmarkStart w:id="12" w:name="_Toc242728310"/>
       <w:r>
+        <w:rPr>
+          <w:sz w:val="22"/>
+          <w:szCs w:val="22"/>
+        </w:rPr>
         <w:t>Q3(d): ANOVA using bootstrapped data</w:t>
       </w:r>
       <w:bookmarkEnd w:id="12"/>
     </w:p>
     <w:p>
+      <w:pPr>
+        <w:rPr>
+          <w:sz w:val="22"/>
+        </w:rPr>
+      </w:pPr>
       <w:r>
-        <w:t xml:space="preserve">The required ANOVA on three arrays of 10,000 unshifted bootstrap means gives </w:t>
+        <w:rPr>
+          <w:sz w:val="22"/>
+        </w:rPr>
+        <w:t xml:space="preserve">ANOVA on the three arrays of 10,000 unshifted bootstrap means gives </w:t>
       </w:r>
       <w:proofErr w:type="gramStart"/>
       <w:r>
+        <w:rPr>
+          <w:sz w:val="22"/>
+        </w:rPr>
         <w:t>F(</w:t>
       </w:r>
       <w:proofErr w:type="gramEnd"/>
       <w:r>
-        <w:t>2, 29,997) = 67,054.3828, p &lt; 10⁻³⁰⁰ (numerical underflow). It rejects at 0.05, like Q3(b), but its magnitude depends on B: simulated means are not additional respondents. It provides no independent confirmation and identifies no significant pair.</w:t>
+        <w:rPr>
+          <w:sz w:val="22"/>
+        </w:rPr>
+        <w:t xml:space="preserve">2, </w:t>
+      </w:r>
+      <w:proofErr w:type="gramStart"/>
+      <w:r>
+        <w:rPr>
+          <w:sz w:val="22"/>
+        </w:rPr>
+        <w:t>29,997)=</w:t>
+      </w:r>
+      <w:proofErr w:type="gramEnd"/>
+      <w:r>
+        <w:rPr>
+          <w:sz w:val="22"/>
+        </w:rPr>
+        <w:t>69,977.6132; its p-value underflows numerically. Although it rejects, increasing B adds simulations rather than respondents. As in Q2, this calculation supplies no independent confirmation and identifies no significant pair.</w:t>
       </w:r>
     </w:p>
     <w:p>
+      <w:pPr>
+        <w:rPr>
+          <w:sz w:val="22"/>
+        </w:rPr>
+      </w:pPr>
       <w:r>
-        <w:t>Separately shift every degree group to the common combined mean and bootstrap at original group sizes, preserving within-group variances. Compare each null F* with the observed F = 17.4966. One of 10,000 draws is as large: p = (1 + 1)/10,001 = 0.000200; reject. This approximate null calibration preserves unequal empirical shapes and variances, unlike the classical F reference. Sparse tail counts limit precision; neither test establishes which pairs differ, and no formal post-hoc tests are claimed.</w:t>
+        <w:rPr>
+          <w:sz w:val="22"/>
+        </w:rPr>
+        <w:t xml:space="preserve">For a separate test under equal means, I shift each degree group to the combined mean and resample at its original size, preserving empirical variances and shapes. None of 10,000 null F* values </w:t>
+      </w:r>
+      <w:proofErr w:type="gramStart"/>
+      <w:r>
+        <w:rPr>
+          <w:sz w:val="22"/>
+        </w:rPr>
+        <w:t>reaches</w:t>
+      </w:r>
+      <w:proofErr w:type="gramEnd"/>
+      <w:r>
+        <w:rPr>
+          <w:sz w:val="22"/>
+        </w:rPr>
+        <w:t xml:space="preserve"> the observed statistic: plus-one p=1/10,001=0.000100. This approximate calibration </w:t>
+      </w:r>
+      <w:proofErr w:type="gramStart"/>
+      <w:r>
+        <w:rPr>
+          <w:sz w:val="22"/>
+        </w:rPr>
+        <w:t>also rejects</w:t>
+      </w:r>
+      <w:proofErr w:type="gramEnd"/>
+      <w:r>
+        <w:rPr>
+          <w:sz w:val="22"/>
+        </w:rPr>
+        <w:t>, but the simulation floor is not a precise tail estimate. No formal post-hoc tests were performed.</w:t>
       </w:r>
     </w:p>
     <w:p>
       <w:pPr>
         <w:pStyle w:val="Heading1"/>
+        <w:spacing w:before="0"/>
+        <w:rPr>
+          <w:sz w:val="22"/>
+          <w:szCs w:val="22"/>
+        </w:rPr>
       </w:pPr>
       <w:bookmarkStart w:id="13" w:name="_Toc242728311"/>
       <w:r>
+        <w:rPr>
+          <w:sz w:val="22"/>
+          <w:szCs w:val="22"/>
+        </w:rPr>
         <w:t>Conclusions and limitations</w:t>
       </w:r>
       <w:bookmarkEnd w:id="13"/>
     </w:p>
     <w:p>
+      <w:pPr>
+        <w:rPr>
+          <w:sz w:val="22"/>
+        </w:rPr>
+      </w:pPr>
       <w:r>
-        <w:t>Remote salaries are higher in mean and median; US/Canada degree means differ overall. Self-reported compensation, survey selection, uncertain independence, and country, role and experience differences limit generalization and causal interpretation. Bootstrapping does not remove these limitations. Eight identical rows remain because respondent identity is unverified. No overall multiplicity adjustment is applied.</w:t>
-      </w:r>
-    </w:p>
-    <w:p>
-      <w:pPr>
-        <w:pStyle w:val="Heading1"/>
-      </w:pPr>
-      <w:bookmarkStart w:id="14" w:name="_Toc242728312"/>
-      <w:r>
-        <w:t>AI-use appendix and references</w:t>
-      </w:r>
-      <w:bookmarkEnd w:id="14"/>
-    </w:p>
-    <w:p>
-      <w:r>
-        <w:t xml:space="preserve">OpenAI Codex assisted with analysis, drafting and revision. Actual prompt excerpts: “Create the written report” and “reduce it to 5 </w:t>
+        <w:rPr>
+          <w:sz w:val="22"/>
+        </w:rPr>
+        <w:t xml:space="preserve">The evidence tells a consistent but qualified story: remote respondents have higher mean and median pay, and US/Canada degree groups differ overall. Median and </w:t>
       </w:r>
       <w:proofErr w:type="gramStart"/>
       <w:r>
-        <w:t>page</w:t>
+        <w:rPr>
+          <w:sz w:val="22"/>
+        </w:rPr>
+        <w:t>sensitivity results</w:t>
       </w:r>
       <w:proofErr w:type="gramEnd"/>
       <w:r>
-        <w:t xml:space="preserve">”. The earlier report added bootstrap-mean tests with caveats. This revision preserved the notebook and data, clarified plots and results, and removed the contents page. Checks covered the prior 28-cell execution, manual/library agreement, counts, nine figures, source integrity and rendered pages. </w:t>
-      </w:r>
-      <w:proofErr w:type="spellStart"/>
-      <w:r>
-        <w:t>Colab</w:t>
-      </w:r>
-      <w:proofErr w:type="spellEnd"/>
-      <w:r>
-        <w:t xml:space="preserve"> has not been run; student review remains necessary.</w:t>
-      </w:r>
-    </w:p>
-    <w:p>
-      <w:r>
-        <w:t xml:space="preserve">Sources: supplied assignment PDF, CSV and executed notebook; </w:t>
-      </w:r>
-      <w:hyperlink r:id="rId13">
-        <w:r>
-          <w:t>SciPy statistical tests</w:t>
-        </w:r>
-      </w:hyperlink>
-      <w:r>
-        <w:t xml:space="preserve">; </w:t>
-      </w:r>
-      <w:hyperlink r:id="rId14">
-        <w:r>
-          <w:t>Shalizi, The Bootstrap §5.2.4</w:t>
-        </w:r>
-      </w:hyperlink>
-      <w:r>
-        <w:t xml:space="preserve">; </w:t>
-      </w:r>
-      <w:hyperlink r:id="rId15">
-        <w:r>
-          <w:t xml:space="preserve">official </w:t>
-        </w:r>
-        <w:proofErr w:type="spellStart"/>
-        <w:r>
-          <w:t>UofT</w:t>
-        </w:r>
-        <w:proofErr w:type="spellEnd"/>
-        <w:r>
-          <w:t xml:space="preserve"> logo source</w:t>
-        </w:r>
-      </w:hyperlink>
-      <w:r>
-        <w:t>.</w:t>
+        <w:rPr>
+          <w:sz w:val="22"/>
+        </w:rPr>
+        <w:t xml:space="preserve"> show that the remote advantage is not solely an extreme-salary phenomenon; degree-tail sensitivity and unequal bootstrap precision qualify the education ranking. These associations cannot isolate effects of work mode or education from country, occupation and experience. The selected sample is not a verified employed-only population. Self-report, survey selection and uncertain independence limit generalization; bootstrapping cannot repair them. Eight identical rows remain because respondent identities are unverified, and no overall multiplicity correction was applied.</w:t>
       </w:r>
     </w:p>
     <w:sectPr>
-      <w:footerReference w:type="default" r:id="rId16"/>
+      <w:headerReference w:type="default" r:id="rId12"/>
+      <w:footerReference w:type="default" r:id="rId13"/>
       <w:pgSz w:w="12240" w:h="15840"/>
       <w:pgMar w:top="1440" w:right="1440" w:bottom="1440" w:left="1440" w:header="648" w:footer="648" w:gutter="0"/>
       <w:pgNumType w:start="1"/>
@@ -3030,6 +3961,56 @@
     </w:p>
   </w:footnote>
 </w:footnotes>
+</file>
+
+<file path=word/header1.xml><?xml version="1.0" encoding="utf-8"?>
+<w:hdr xmlns:wpc="http://schemas.microsoft.com/office/word/2010/wordprocessingCanvas" xmlns:cx="http://schemas.microsoft.com/office/drawing/2014/chartex" xmlns:cx1="http://schemas.microsoft.com/office/drawing/2015/9/8/chartex" xmlns:cx2="http://schemas.microsoft.com/office/drawing/2015/10/21/chartex" xmlns:cx3="http://schemas.microsoft.com/office/drawing/2016/5/9/chartex" xmlns:cx4="http://schemas.microsoft.com/office/drawing/2016/5/10/chartex" xmlns:cx5="http://schemas.microsoft.com/office/drawing/2016/5/11/chartex" xmlns:cx6="http://schemas.microsoft.com/office/drawing/2016/5/12/chartex" xmlns:cx7="http://schemas.microsoft.com/office/drawing/2016/5/13/chartex" xmlns:cx8="http://schemas.microsoft.com/office/drawing/2016/5/14/chartex" xmlns:mc="http://schemas.openxmlformats.org/markup-compatibility/2006" xmlns:aink="http://schemas.microsoft.com/office/drawing/2016/ink" xmlns:am3d="http://schemas.microsoft.com/office/drawing/2017/model3d" xmlns:o="urn:schemas-microsoft-com:office:office" xmlns:oel="http://schemas.microsoft.com/office/2019/extlst" xmlns:r="http://schemas.openxmlformats.org/officeDocument/2006/relationships" xmlns:m="http://schemas.openxmlformats.org/officeDocument/2006/math" xmlns:v="urn:schemas-microsoft-com:vml" xmlns:wp14="http://schemas.microsoft.com/office/word/2010/wordprocessingDrawing" xmlns:wp="http://schemas.openxmlformats.org/drawingml/2006/wordprocessingDrawing" xmlns:w10="urn:schemas-microsoft-com:office:word" xmlns:w="http://schemas.openxmlformats.org/wordprocessingml/2006/main" xmlns:w14="http://schemas.microsoft.com/office/word/2010/wordml" xmlns:w15="http://schemas.microsoft.com/office/word/2012/wordml" xmlns:w16cex="http://schemas.microsoft.com/office/word/2018/wordml/cex" xmlns:w16cid="http://schemas.microsoft.com/office/word/2016/wordml/cid" xmlns:w16="http://schemas.microsoft.com/office/word/2018/wordml" xmlns:w16du="http://schemas.microsoft.com/office/word/2023/wordml/word16du" xmlns:w16sdtdh="http://schemas.microsoft.com/office/word/2020/wordml/sdtdatahash" xmlns:w16sdtfl="http://schemas.microsoft.com/office/word/2024/wordml/sdtformatlock" xmlns:w16se="http://schemas.microsoft.com/office/word/2015/wordml/symex" xmlns:wpg="http://schemas.microsoft.com/office/word/2010/wordprocessingGroup" xmlns:wpi="http://schemas.microsoft.com/office/word/2010/wordprocessingInk" xmlns:wne="http://schemas.microsoft.com/office/word/2006/wordml" xmlns:wps="http://schemas.microsoft.com/office/word/2010/wordprocessingShape" mc:Ignorable="w14 w15 w16se w16cid w16 w16cex w16sdtdh w16sdtfl w16du wp14">
+  <w:p>
+    <w:pPr>
+      <w:pStyle w:val="Header"/>
+    </w:pPr>
+    <w:r>
+      <w:rPr>
+        <w:noProof/>
+      </w:rPr>
+      <w:drawing>
+        <wp:inline distT="0" distB="0" distL="0" distR="0" wp14:anchorId="10AB1D1F" wp14:editId="03CE7439">
+          <wp:extent cx="1080655" cy="504869"/>
+          <wp:effectExtent l="0" t="0" r="0" b="0"/>
+          <wp:docPr id="1873802122" name="Picture 1873802122"/>
+          <wp:cNvGraphicFramePr>
+            <a:graphicFrameLocks xmlns:a="http://schemas.openxmlformats.org/drawingml/2006/main" noChangeAspect="1"/>
+          </wp:cNvGraphicFramePr>
+          <a:graphic xmlns:a="http://schemas.openxmlformats.org/drawingml/2006/main">
+            <a:graphicData uri="http://schemas.openxmlformats.org/drawingml/2006/picture">
+              <pic:pic xmlns:pic="http://schemas.openxmlformats.org/drawingml/2006/picture">
+                <pic:nvPicPr>
+                  <pic:cNvPr id="0" name="image.png"/>
+                  <pic:cNvPicPr/>
+                </pic:nvPicPr>
+                <pic:blipFill>
+                  <a:blip r:embed="rId1"/>
+                  <a:stretch>
+                    <a:fillRect/>
+                  </a:stretch>
+                </pic:blipFill>
+                <pic:spPr>
+                  <a:xfrm>
+                    <a:off x="0" y="0"/>
+                    <a:ext cx="1148069" cy="536364"/>
+                  </a:xfrm>
+                  <a:prstGeom prst="rect">
+                    <a:avLst/>
+                  </a:prstGeom>
+                </pic:spPr>
+              </pic:pic>
+            </a:graphicData>
+          </a:graphic>
+        </wp:inline>
+      </w:drawing>
+    </w:r>
+  </w:p>
+</w:hdr>
 </file>
 
 <file path=word/numbering.xml><?xml version="1.0" encoding="utf-8"?>
@@ -3626,11 +4607,12 @@
     <w:qFormat/>
     <w:rsid w:val="00FC693F"/>
     <w:pPr>
-      <w:spacing w:after="60" w:line="240" w:lineRule="auto"/>
+      <w:spacing w:after="100" w:line="240" w:lineRule="auto"/>
     </w:pPr>
     <w:rPr>
       <w:rFonts w:ascii="Calibri" w:hAnsi="Calibri"/>
       <w:color w:val="000000"/>
+      <w:sz w:val="19"/>
     </w:rPr>
   </w:style>
   <w:style w:type="paragraph" w:styleId="Heading1">
@@ -3651,7 +4633,7 @@
       <w:rFonts w:asciiTheme="majorHAnsi" w:eastAsiaTheme="majorEastAsia" w:hAnsiTheme="majorHAnsi" w:cstheme="majorBidi"/>
       <w:b/>
       <w:bCs/>
-      <w:sz w:val="28"/>
+      <w:sz w:val="24"/>
       <w:szCs w:val="28"/>
     </w:rPr>
   </w:style>
@@ -3674,7 +4656,7 @@
       <w:rFonts w:asciiTheme="majorHAnsi" w:eastAsiaTheme="majorEastAsia" w:hAnsiTheme="majorHAnsi" w:cstheme="majorBidi"/>
       <w:b/>
       <w:bCs/>
-      <w:sz w:val="24"/>
+      <w:sz w:val="21"/>
       <w:szCs w:val="26"/>
     </w:rPr>
   </w:style>
@@ -3980,7 +4962,7 @@
       <w:rFonts w:asciiTheme="majorHAnsi" w:eastAsiaTheme="majorEastAsia" w:hAnsiTheme="majorHAnsi" w:cstheme="majorBidi"/>
       <w:spacing w:val="5"/>
       <w:kern w:val="28"/>
-      <w:sz w:val="38"/>
+      <w:sz w:val="32"/>
       <w:szCs w:val="52"/>
     </w:rPr>
   </w:style>
@@ -4410,12 +5392,12 @@
     <w:basedOn w:val="Normal"/>
     <w:next w:val="Normal"/>
     <w:uiPriority w:val="35"/>
-    <w:semiHidden/>
     <w:unhideWhenUsed/>
     <w:qFormat/>
     <w:rsid w:val="00FC693F"/>
     <w:rPr>
       <w:bCs/>
+      <w:sz w:val="17"/>
       <w:szCs w:val="18"/>
     </w:rPr>
   </w:style>
@@ -14636,9 +15618,6 @@
     <w:uiPriority w:val="39"/>
     <w:unhideWhenUsed/>
     <w:rsid w:val="00947B5A"/>
-    <w:pPr>
-      <w:spacing w:after="100"/>
-    </w:pPr>
   </w:style>
   <w:style w:type="paragraph" w:styleId="TOC2">
     <w:name w:val="toc 2"/>
@@ -14649,7 +15628,6 @@
     <w:unhideWhenUsed/>
     <w:rsid w:val="00947B5A"/>
     <w:pPr>
-      <w:spacing w:after="100"/>
       <w:ind w:left="220"/>
     </w:pPr>
   </w:style>
@@ -14662,6 +15640,18 @@
     <w:rPr>
       <w:color w:val="0000FF" w:themeColor="hyperlink"/>
       <w:u w:val="single"/>
+    </w:rPr>
+  </w:style>
+  <w:style w:type="character" w:styleId="UnresolvedMention">
+    <w:name w:val="Unresolved Mention"/>
+    <w:basedOn w:val="DefaultParagraphFont"/>
+    <w:uiPriority w:val="99"/>
+    <w:semiHidden/>
+    <w:unhideWhenUsed/>
+    <w:rsid w:val="0072618D"/>
+    <w:rPr>
+      <w:color w:val="605E5C"/>
+      <w:shd w:val="clear" w:color="auto" w:fill="E1DFDD"/>
     </w:rPr>
   </w:style>
 </w:styles>
